--- a/Ausgabe/Klasse_9/01_Informationen_und_Daten/07_Quellen.docx
+++ b/Ausgabe/Klasse_9/01_Informationen_und_Daten/07_Quellen.docx
@@ -28,7 +28,7 @@
         </w:p>
       </w:sdtContent>
     </w:sdt>
-    <w:bookmarkStart w:id="10" w:name="quellen"/>
+    <w:bookmarkStart w:id="21" w:name="quellen"/>
     <w:p>
       <w:pPr>
         <w:pStyle w:val="Heading1"/>
@@ -49,8 +49,8 @@
       </w:r>
       <w:r>
         <w:rPr>
+          <w:bCs/>
           <w:b/>
-          <w:bCs/>
         </w:rPr>
         <w:t xml:space="preserve">Informationen und Daten</w:t>
       </w:r>
@@ -58,7 +58,7 @@
         <w:t xml:space="preserve">.</w:t>
       </w:r>
     </w:p>
-    <w:bookmarkStart w:id="9" w:name="dateien"/>
+    <w:bookmarkStart w:id="20" w:name="dateien"/>
     <w:p>
       <w:pPr>
         <w:pStyle w:val="Heading2"/>
@@ -69,11 +69,11 @@
     </w:p>
     <w:p>
       <w:pPr>
+        <w:numPr>
+          <w:ilvl w:val="0"/>
+          <w:numId w:val="1001"/>
+        </w:numPr>
         <w:pStyle w:val="Compact"/>
-        <w:numPr>
-          <w:ilvl w:val="0"/>
-          <w:numId w:val="1001"/>
-        </w:numPr>
       </w:pPr>
       <w:r>
         <w:rPr>
@@ -90,11 +90,11 @@
     </w:p>
     <w:p>
       <w:pPr>
+        <w:numPr>
+          <w:ilvl w:val="0"/>
+          <w:numId w:val="1001"/>
+        </w:numPr>
         <w:pStyle w:val="Compact"/>
-        <w:numPr>
-          <w:ilvl w:val="0"/>
-          <w:numId w:val="1001"/>
-        </w:numPr>
       </w:pPr>
       <w:r>
         <w:rPr>
@@ -111,11 +111,11 @@
     </w:p>
     <w:p>
       <w:pPr>
+        <w:numPr>
+          <w:ilvl w:val="0"/>
+          <w:numId w:val="1001"/>
+        </w:numPr>
         <w:pStyle w:val="Compact"/>
-        <w:numPr>
-          <w:ilvl w:val="0"/>
-          <w:numId w:val="1001"/>
-        </w:numPr>
       </w:pPr>
       <w:r>
         <w:rPr>
@@ -132,11 +132,11 @@
     </w:p>
     <w:p>
       <w:pPr>
+        <w:numPr>
+          <w:ilvl w:val="0"/>
+          <w:numId w:val="1001"/>
+        </w:numPr>
         <w:pStyle w:val="Compact"/>
-        <w:numPr>
-          <w:ilvl w:val="0"/>
-          <w:numId w:val="1001"/>
-        </w:numPr>
       </w:pPr>
       <w:r>
         <w:rPr>
@@ -153,11 +153,11 @@
     </w:p>
     <w:p>
       <w:pPr>
+        <w:numPr>
+          <w:ilvl w:val="0"/>
+          <w:numId w:val="1001"/>
+        </w:numPr>
         <w:pStyle w:val="Compact"/>
-        <w:numPr>
-          <w:ilvl w:val="0"/>
-          <w:numId w:val="1001"/>
-        </w:numPr>
       </w:pPr>
       <w:r>
         <w:rPr>
@@ -174,11 +174,11 @@
     </w:p>
     <w:p>
       <w:pPr>
+        <w:numPr>
+          <w:ilvl w:val="0"/>
+          <w:numId w:val="1001"/>
+        </w:numPr>
         <w:pStyle w:val="Compact"/>
-        <w:numPr>
-          <w:ilvl w:val="0"/>
-          <w:numId w:val="1001"/>
-        </w:numPr>
       </w:pPr>
       <w:r>
         <w:rPr>
@@ -195,11 +195,11 @@
     </w:p>
     <w:p>
       <w:pPr>
+        <w:numPr>
+          <w:ilvl w:val="0"/>
+          <w:numId w:val="1001"/>
+        </w:numPr>
         <w:pStyle w:val="Compact"/>
-        <w:numPr>
-          <w:ilvl w:val="0"/>
-          <w:numId w:val="1001"/>
-        </w:numPr>
       </w:pPr>
       <w:r>
         <w:rPr>
@@ -226,15 +226,15 @@
       </w:r>
       <w:r>
         <w:rPr>
+          <w:bCs/>
           <w:b/>
-          <w:bCs/>
         </w:rPr>
         <w:t xml:space="preserve">30. Juli 2026</w:t>
       </w:r>
     </w:p>
-    <w:bookmarkEnd w:id="9"/>
-    <w:bookmarkEnd w:id="10"/>
-    <w:bookmarkStart w:id="13" w:name="bildnachweise"/>
+    <w:bookmarkEnd w:id="20"/>
+    <w:bookmarkEnd w:id="21"/>
+    <w:bookmarkStart w:id="24" w:name="bildnachweise"/>
     <w:p>
       <w:pPr>
         <w:pStyle w:val="Heading1"/>
@@ -243,7 +243,7 @@
         <w:t xml:space="preserve">Bildnachweise</w:t>
       </w:r>
     </w:p>
-    <w:bookmarkStart w:id="11" w:name="eigene-grafiken"/>
+    <w:bookmarkStart w:id="22" w:name="eigene-grafiken"/>
     <w:p>
       <w:pPr>
         <w:pStyle w:val="Heading2"/>
@@ -285,71 +285,71 @@
     </w:p>
     <w:p>
       <w:pPr>
+        <w:numPr>
+          <w:ilvl w:val="0"/>
+          <w:numId w:val="1002"/>
+        </w:numPr>
         <w:pStyle w:val="Compact"/>
+      </w:pPr>
+      <w:r>
+        <w:t xml:space="preserve">Datenflussdiagramme</w:t>
+      </w:r>
+    </w:p>
+    <w:p>
+      <w:pPr>
         <w:numPr>
           <w:ilvl w:val="0"/>
           <w:numId w:val="1002"/>
         </w:numPr>
-      </w:pPr>
-      <w:r>
-        <w:t xml:space="preserve">Datenflussdiagramme</w:t>
-      </w:r>
-    </w:p>
-    <w:p>
-      <w:pPr>
         <w:pStyle w:val="Compact"/>
+      </w:pPr>
+      <w:r>
+        <w:t xml:space="preserve">CSV- und Dateiformatdarstellungen</w:t>
+      </w:r>
+    </w:p>
+    <w:p>
+      <w:pPr>
         <w:numPr>
           <w:ilvl w:val="0"/>
           <w:numId w:val="1002"/>
         </w:numPr>
-      </w:pPr>
-      <w:r>
-        <w:t xml:space="preserve">CSV- und Dateiformatdarstellungen</w:t>
-      </w:r>
-    </w:p>
-    <w:p>
-      <w:pPr>
         <w:pStyle w:val="Compact"/>
+      </w:pPr>
+      <w:r>
+        <w:t xml:space="preserve">ER-Diagramme</w:t>
+      </w:r>
+    </w:p>
+    <w:p>
+      <w:pPr>
         <w:numPr>
           <w:ilvl w:val="0"/>
           <w:numId w:val="1002"/>
         </w:numPr>
-      </w:pPr>
-      <w:r>
-        <w:t xml:space="preserve">ER-Diagramme</w:t>
-      </w:r>
-    </w:p>
-    <w:p>
-      <w:pPr>
         <w:pStyle w:val="Compact"/>
+      </w:pPr>
+      <w:r>
+        <w:t xml:space="preserve">Netzwerk- und Client-Server-Schemata</w:t>
+      </w:r>
+    </w:p>
+    <w:p>
+      <w:pPr>
         <w:numPr>
           <w:ilvl w:val="0"/>
           <w:numId w:val="1002"/>
         </w:numPr>
-      </w:pPr>
-      <w:r>
-        <w:t xml:space="preserve">Netzwerk- und Client-Server-Schemata</w:t>
-      </w:r>
-    </w:p>
-    <w:p>
-      <w:pPr>
         <w:pStyle w:val="Compact"/>
+      </w:pPr>
+      <w:r>
+        <w:t xml:space="preserve">Binär-, Unicode- und Kompressionsdarstellungen</w:t>
+      </w:r>
+    </w:p>
+    <w:p>
+      <w:pPr>
         <w:numPr>
           <w:ilvl w:val="0"/>
           <w:numId w:val="1002"/>
         </w:numPr>
-      </w:pPr>
-      <w:r>
-        <w:t xml:space="preserve">Binär-, Unicode- und Kompressionsdarstellungen</w:t>
-      </w:r>
-    </w:p>
-    <w:p>
-      <w:pPr>
         <w:pStyle w:val="Compact"/>
-        <w:numPr>
-          <w:ilvl w:val="0"/>
-          <w:numId w:val="1002"/>
-        </w:numPr>
       </w:pPr>
       <w:r>
         <w:t xml:space="preserve">Grafiken zu Datenschutz und Datenqualität</w:t>
@@ -369,8 +369,8 @@
       </w:pPr>
       <w:r>
         <w:rPr>
+          <w:bCs/>
           <w:b/>
-          <w:bCs/>
         </w:rPr>
         <w:t xml:space="preserve">CC BY 4.0</w:t>
       </w:r>
@@ -391,8 +391,8 @@
         <w:t xml:space="preserve">Informatik Oberschule Sachsen – Lernbereich Informationen und Daten, CC BY 4.0</w:t>
       </w:r>
     </w:p>
-    <w:bookmarkEnd w:id="11"/>
-    <w:bookmarkStart w:id="12" w:name="externe-bildquellen"/>
+    <w:bookmarkEnd w:id="22"/>
+    <w:bookmarkStart w:id="23" w:name="externe-bildquellen"/>
     <w:p>
       <w:pPr>
         <w:pStyle w:val="Heading2"/>
@@ -417,9 +417,9 @@
         <w:t xml:space="preserve">Software- und Produktnamen werden ausschließlich beschreibend genannt. Markenrechte verbleiben bei den jeweiligen Rechteinhabern.</w:t>
       </w:r>
     </w:p>
-    <w:bookmarkEnd w:id="12"/>
-    <w:bookmarkEnd w:id="13"/>
-    <w:bookmarkStart w:id="18" w:name="lizenz--und-quellenhinweise"/>
+    <w:bookmarkEnd w:id="23"/>
+    <w:bookmarkEnd w:id="24"/>
+    <w:bookmarkStart w:id="29" w:name="lizenz--und-quellenhinweise"/>
     <w:p>
       <w:pPr>
         <w:pStyle w:val="Heading1"/>
@@ -428,7 +428,7 @@
         <w:t xml:space="preserve">Lizenz- und Quellenhinweise</w:t>
       </w:r>
     </w:p>
-    <w:bookmarkStart w:id="14" w:name="eigene-inhalte"/>
+    <w:bookmarkStart w:id="25" w:name="eigene-inhalte"/>
     <w:p>
       <w:pPr>
         <w:pStyle w:val="Heading2"/>
@@ -451,8 +451,8 @@
       </w:pPr>
       <w:r>
         <w:rPr>
+          <w:bCs/>
           <w:b/>
-          <w:bCs/>
         </w:rPr>
         <w:t xml:space="preserve">Creative Commons Namensnennung 4.0 International (CC BY 4.0)</w:t>
       </w:r>
@@ -485,8 +485,8 @@
         <w:t xml:space="preserve">https://creativecommons.org/licenses/by/4.0/deed.en</w:t>
       </w:r>
     </w:p>
-    <w:bookmarkEnd w:id="14"/>
-    <w:bookmarkStart w:id="15" w:name="namensnennung"/>
+    <w:bookmarkEnd w:id="25"/>
+    <w:bookmarkStart w:id="26" w:name="namensnennung"/>
     <w:p>
       <w:pPr>
         <w:pStyle w:val="Heading2"/>
@@ -519,8 +519,8 @@
         <w:t xml:space="preserve">Bei Bearbeitungen sollte zusätzlich kenntlich gemacht werden, dass Änderungen vorgenommen wurden.</w:t>
       </w:r>
     </w:p>
-    <w:bookmarkEnd w:id="15"/>
-    <w:bookmarkStart w:id="16" w:name="externe-inhalte"/>
+    <w:bookmarkEnd w:id="26"/>
+    <w:bookmarkStart w:id="27" w:name="externe-inhalte"/>
     <w:p>
       <w:pPr>
         <w:pStyle w:val="Heading2"/>
@@ -537,8 +537,8 @@
         <w:t xml:space="preserve">Verlinkte Lehrpläne, Dokumentationen, Softwareseiten und Standards sind nicht automatisch Bestandteil der CC-BY-Lizenz dieses Repositoriums. Für sie gelten die jeweiligen Rechte- und Lizenzbestimmungen der Anbieter.</w:t>
       </w:r>
     </w:p>
-    <w:bookmarkEnd w:id="16"/>
-    <w:bookmarkStart w:id="17" w:name="fiktive-daten"/>
+    <w:bookmarkEnd w:id="27"/>
+    <w:bookmarkStart w:id="28" w:name="fiktive-daten"/>
     <w:p>
       <w:pPr>
         <w:pStyle w:val="Heading2"/>
@@ -555,9 +555,9 @@
         <w:t xml:space="preserve">Alle Namen, E-Mail-Adressen, Kontaktdaten, Messwerte, Verkäufe und Veranstaltungen in den Übungsdateien sind fiktiv.</w:t>
       </w:r>
     </w:p>
-    <w:bookmarkEnd w:id="17"/>
-    <w:bookmarkEnd w:id="18"/>
-    <w:bookmarkStart w:id="19" w:name="prüfliste-für-neue-quellen"/>
+    <w:bookmarkEnd w:id="28"/>
+    <w:bookmarkEnd w:id="29"/>
+    <w:bookmarkStart w:id="30" w:name="prüfliste-für-neue-quellen"/>
     <w:p>
       <w:pPr>
         <w:pStyle w:val="Heading1"/>
@@ -576,126 +576,126 @@
     </w:p>
     <w:p>
       <w:pPr>
+        <w:numPr>
+          <w:ilvl w:val="0"/>
+          <w:numId w:val="1003"/>
+        </w:numPr>
         <w:pStyle w:val="Compact"/>
+      </w:pPr>
+      <w:r>
+        <w:t xml:space="preserve">☐ Ist die Quelle fachlich zuverlässig?</w:t>
+      </w:r>
+    </w:p>
+    <w:p>
+      <w:pPr>
         <w:numPr>
           <w:ilvl w:val="0"/>
           <w:numId w:val="1003"/>
         </w:numPr>
-      </w:pPr>
-      <w:r>
-        <w:t xml:space="preserve">Ist die Quelle fachlich zuverlässig?</w:t>
-      </w:r>
-    </w:p>
-    <w:p>
-      <w:pPr>
         <w:pStyle w:val="Compact"/>
-        <w:numPr>
-          <w:ilvl w:val="0"/>
-          <w:numId w:val="1004"/>
-        </w:numPr>
-      </w:pPr>
-      <w:r>
-        <w:t xml:space="preserve">Ist möglichst eine Primärquelle verfügbar?</w:t>
-      </w:r>
-    </w:p>
-    <w:p>
-      <w:pPr>
+      </w:pPr>
+      <w:r>
+        <w:t xml:space="preserve">☐ Ist möglichst eine Primärquelle verfügbar?</w:t>
+      </w:r>
+    </w:p>
+    <w:p>
+      <w:pPr>
+        <w:numPr>
+          <w:ilvl w:val="0"/>
+          <w:numId w:val="1003"/>
+        </w:numPr>
         <w:pStyle w:val="Compact"/>
-        <w:numPr>
-          <w:ilvl w:val="0"/>
-          <w:numId w:val="1005"/>
-        </w:numPr>
-      </w:pPr>
-      <w:r>
-        <w:t xml:space="preserve">Ist der Titel korrekt angegeben?</w:t>
-      </w:r>
-    </w:p>
-    <w:p>
-      <w:pPr>
+      </w:pPr>
+      <w:r>
+        <w:t xml:space="preserve">☐ Ist der Titel korrekt angegeben?</w:t>
+      </w:r>
+    </w:p>
+    <w:p>
+      <w:pPr>
+        <w:numPr>
+          <w:ilvl w:val="0"/>
+          <w:numId w:val="1003"/>
+        </w:numPr>
         <w:pStyle w:val="Compact"/>
-        <w:numPr>
-          <w:ilvl w:val="0"/>
-          <w:numId w:val="1006"/>
-        </w:numPr>
-      </w:pPr>
-      <w:r>
-        <w:t xml:space="preserve">Ist die URL vollständig?</w:t>
-      </w:r>
-    </w:p>
-    <w:p>
-      <w:pPr>
+      </w:pPr>
+      <w:r>
+        <w:t xml:space="preserve">☐ Ist die URL vollständig?</w:t>
+      </w:r>
+    </w:p>
+    <w:p>
+      <w:pPr>
+        <w:numPr>
+          <w:ilvl w:val="0"/>
+          <w:numId w:val="1003"/>
+        </w:numPr>
         <w:pStyle w:val="Compact"/>
-        <w:numPr>
-          <w:ilvl w:val="0"/>
-          <w:numId w:val="1007"/>
-        </w:numPr>
-      </w:pPr>
-      <w:r>
-        <w:t xml:space="preserve">Wurde das Abrufdatum dokumentiert?</w:t>
-      </w:r>
-    </w:p>
-    <w:p>
-      <w:pPr>
+      </w:pPr>
+      <w:r>
+        <w:t xml:space="preserve">☐ Wurde das Abrufdatum dokumentiert?</w:t>
+      </w:r>
+    </w:p>
+    <w:p>
+      <w:pPr>
+        <w:numPr>
+          <w:ilvl w:val="0"/>
+          <w:numId w:val="1003"/>
+        </w:numPr>
         <w:pStyle w:val="Compact"/>
-        <w:numPr>
-          <w:ilvl w:val="0"/>
-          <w:numId w:val="1008"/>
-        </w:numPr>
-      </w:pPr>
-      <w:r>
-        <w:t xml:space="preserve">Ist die Lizenz oder Nutzungsbedingung bekannt?</w:t>
-      </w:r>
-    </w:p>
-    <w:p>
-      <w:pPr>
+      </w:pPr>
+      <w:r>
+        <w:t xml:space="preserve">☐ Ist die Lizenz oder Nutzungsbedingung bekannt?</w:t>
+      </w:r>
+    </w:p>
+    <w:p>
+      <w:pPr>
+        <w:numPr>
+          <w:ilvl w:val="0"/>
+          <w:numId w:val="1003"/>
+        </w:numPr>
         <w:pStyle w:val="Compact"/>
-        <w:numPr>
-          <w:ilvl w:val="0"/>
-          <w:numId w:val="1009"/>
-        </w:numPr>
-      </w:pPr>
-      <w:r>
-        <w:t xml:space="preserve">Werden keine unzulässigen Text- oder Bildkopien übernommen?</w:t>
-      </w:r>
-    </w:p>
-    <w:p>
-      <w:pPr>
+      </w:pPr>
+      <w:r>
+        <w:t xml:space="preserve">☐ Werden keine unzulässigen Text- oder Bildkopien übernommen?</w:t>
+      </w:r>
+    </w:p>
+    <w:p>
+      <w:pPr>
+        <w:numPr>
+          <w:ilvl w:val="0"/>
+          <w:numId w:val="1003"/>
+        </w:numPr>
         <w:pStyle w:val="Compact"/>
-        <w:numPr>
-          <w:ilvl w:val="0"/>
-          <w:numId w:val="1010"/>
-        </w:numPr>
-      </w:pPr>
-      <w:r>
-        <w:t xml:space="preserve">Ist erkennbar, welche Inhalte selbst erstellt wurden?</w:t>
-      </w:r>
-    </w:p>
-    <w:p>
-      <w:pPr>
+      </w:pPr>
+      <w:r>
+        <w:t xml:space="preserve">☐ Ist erkennbar, welche Inhalte selbst erstellt wurden?</w:t>
+      </w:r>
+    </w:p>
+    <w:p>
+      <w:pPr>
+        <w:numPr>
+          <w:ilvl w:val="0"/>
+          <w:numId w:val="1003"/>
+        </w:numPr>
         <w:pStyle w:val="Compact"/>
-        <w:numPr>
-          <w:ilvl w:val="0"/>
-          <w:numId w:val="1011"/>
-        </w:numPr>
-      </w:pPr>
-      <w:r>
-        <w:t xml:space="preserve">Sind Änderungen an fremden OER-Inhalten gekennzeichnet?</w:t>
-      </w:r>
-    </w:p>
-    <w:p>
-      <w:pPr>
+      </w:pPr>
+      <w:r>
+        <w:t xml:space="preserve">☐ Sind Änderungen an fremden OER-Inhalten gekennzeichnet?</w:t>
+      </w:r>
+    </w:p>
+    <w:p>
+      <w:pPr>
+        <w:numPr>
+          <w:ilvl w:val="0"/>
+          <w:numId w:val="1003"/>
+        </w:numPr>
         <w:pStyle w:val="Compact"/>
-        <w:numPr>
-          <w:ilvl w:val="0"/>
-          <w:numId w:val="1012"/>
-        </w:numPr>
-      </w:pPr>
-      <w:r>
-        <w:t xml:space="preserve">Ist die Namensnennung vollständig?</w:t>
-      </w:r>
-    </w:p>
-    <w:bookmarkEnd w:id="19"/>
-    <w:bookmarkStart w:id="27" w:name="quellenverzeichnis"/>
+      </w:pPr>
+      <w:r>
+        <w:t xml:space="preserve">☐ Ist die Namensnennung vollständig?</w:t>
+      </w:r>
+    </w:p>
+    <w:bookmarkEnd w:id="30"/>
+    <w:bookmarkStart w:id="38" w:name="quellenverzeichnis"/>
     <w:p>
       <w:pPr>
         <w:pStyle w:val="Heading1"/>
@@ -716,13 +716,13 @@
       </w:r>
       <w:r>
         <w:rPr>
+          <w:bCs/>
           <w:b/>
-          <w:bCs/>
         </w:rPr>
         <w:t xml:space="preserve">30. Juli 2026</w:t>
       </w:r>
     </w:p>
-    <w:bookmarkStart w:id="20" w:name="lehrplan-und-schulischer-kontext"/>
+    <w:bookmarkStart w:id="31" w:name="lehrplan-und-schulischer-kontext"/>
     <w:p>
       <w:pPr>
         <w:pStyle w:val="Heading2"/>
@@ -735,7 +735,7 @@
       <w:pPr>
         <w:numPr>
           <w:ilvl w:val="0"/>
-          <w:numId w:val="1013"/>
+          <w:numId w:val="1004"/>
         </w:numPr>
       </w:pPr>
       <w:r>
@@ -746,8 +746,8 @@
       </w:r>
       <w:r>
         <w:rPr>
+          <w:bCs/>
           <w:b/>
-          <w:bCs/>
         </w:rPr>
         <w:t xml:space="preserve">Lehrpläne und Arbeitsmaterialien</w:t>
       </w:r>
@@ -762,7 +762,7 @@
       <w:pPr>
         <w:numPr>
           <w:ilvl w:val="0"/>
-          <w:numId w:val="1013"/>
+          <w:numId w:val="1004"/>
         </w:numPr>
       </w:pPr>
       <w:r>
@@ -773,8 +773,8 @@
       </w:r>
       <w:r>
         <w:rPr>
+          <w:bCs/>
           <w:b/>
-          <w:bCs/>
         </w:rPr>
         <w:t xml:space="preserve">Lehrplan Oberschule Informatik</w:t>
       </w:r>
@@ -785,8 +785,8 @@
         <w:t xml:space="preserve">https://www.schulportal.sachsen.de/lplandb/lehrplan/514</w:t>
       </w:r>
     </w:p>
-    <w:bookmarkEnd w:id="20"/>
-    <w:bookmarkStart w:id="21" w:name="dateiformate-und-datenstrukturen"/>
+    <w:bookmarkEnd w:id="31"/>
+    <w:bookmarkStart w:id="32" w:name="dateiformate-und-datenstrukturen"/>
     <w:p>
       <w:pPr>
         <w:pStyle w:val="Heading2"/>
@@ -799,7 +799,7 @@
       <w:pPr>
         <w:numPr>
           <w:ilvl w:val="0"/>
-          <w:numId w:val="1014"/>
+          <w:numId w:val="1005"/>
         </w:numPr>
       </w:pPr>
       <w:r>
@@ -810,8 +810,8 @@
       </w:r>
       <w:r>
         <w:rPr>
+          <w:bCs/>
           <w:b/>
-          <w:bCs/>
         </w:rPr>
         <w:t xml:space="preserve">Introducing JSON</w:t>
       </w:r>
@@ -826,7 +826,7 @@
       <w:pPr>
         <w:numPr>
           <w:ilvl w:val="0"/>
-          <w:numId w:val="1014"/>
+          <w:numId w:val="1005"/>
         </w:numPr>
       </w:pPr>
       <w:r>
@@ -837,8 +837,8 @@
       </w:r>
       <w:r>
         <w:rPr>
+          <w:bCs/>
           <w:b/>
-          <w:bCs/>
         </w:rPr>
         <w:t xml:space="preserve">Draft 2020-12</w:t>
       </w:r>
@@ -853,7 +853,7 @@
       <w:pPr>
         <w:numPr>
           <w:ilvl w:val="0"/>
-          <w:numId w:val="1014"/>
+          <w:numId w:val="1005"/>
         </w:numPr>
       </w:pPr>
       <w:r>
@@ -864,8 +864,8 @@
       </w:r>
       <w:r>
         <w:rPr>
+          <w:bCs/>
           <w:b/>
-          <w:bCs/>
         </w:rPr>
         <w:t xml:space="preserve">Specification</w:t>
       </w:r>
@@ -876,8 +876,8 @@
         <w:t xml:space="preserve">https://json-schema.org/specification</w:t>
       </w:r>
     </w:p>
-    <w:bookmarkEnd w:id="21"/>
-    <w:bookmarkStart w:id="22" w:name="sqlite-und-relationale-datenbanken"/>
+    <w:bookmarkEnd w:id="32"/>
+    <w:bookmarkStart w:id="33" w:name="sqlite-und-relationale-datenbanken"/>
     <w:p>
       <w:pPr>
         <w:pStyle w:val="Heading2"/>
@@ -890,7 +890,7 @@
       <w:pPr>
         <w:numPr>
           <w:ilvl w:val="0"/>
-          <w:numId w:val="1015"/>
+          <w:numId w:val="1006"/>
         </w:numPr>
       </w:pPr>
       <w:r>
@@ -901,8 +901,8 @@
       </w:r>
       <w:r>
         <w:rPr>
+          <w:bCs/>
           <w:b/>
-          <w:bCs/>
         </w:rPr>
         <w:t xml:space="preserve">SQLite Home Page</w:t>
       </w:r>
@@ -917,7 +917,7 @@
       <w:pPr>
         <w:numPr>
           <w:ilvl w:val="0"/>
-          <w:numId w:val="1015"/>
+          <w:numId w:val="1006"/>
         </w:numPr>
       </w:pPr>
       <w:r>
@@ -928,8 +928,8 @@
       </w:r>
       <w:r>
         <w:rPr>
+          <w:bCs/>
           <w:b/>
-          <w:bCs/>
         </w:rPr>
         <w:t xml:space="preserve">SQLite Documentation</w:t>
       </w:r>
@@ -944,7 +944,7 @@
       <w:pPr>
         <w:numPr>
           <w:ilvl w:val="0"/>
-          <w:numId w:val="1015"/>
+          <w:numId w:val="1006"/>
         </w:numPr>
       </w:pPr>
       <w:r>
@@ -955,8 +955,8 @@
       </w:r>
       <w:r>
         <w:rPr>
+          <w:bCs/>
           <w:b/>
-          <w:bCs/>
         </w:rPr>
         <w:t xml:space="preserve">Foreign Key Support</w:t>
       </w:r>
@@ -971,7 +971,7 @@
       <w:pPr>
         <w:numPr>
           <w:ilvl w:val="0"/>
-          <w:numId w:val="1015"/>
+          <w:numId w:val="1006"/>
         </w:numPr>
       </w:pPr>
       <w:r>
@@ -982,8 +982,8 @@
       </w:r>
       <w:r>
         <w:rPr>
+          <w:bCs/>
           <w:b/>
-          <w:bCs/>
         </w:rPr>
         <w:t xml:space="preserve">sqlite3 — DB-API 2.0 interface for SQLite databases</w:t>
       </w:r>
@@ -994,8 +994,8 @@
         <w:t xml:space="preserve">https://docs.python.org/3/library/sqlite3.html</w:t>
       </w:r>
     </w:p>
-    <w:bookmarkEnd w:id="22"/>
-    <w:bookmarkStart w:id="23" w:name="tabellenkalkulation-und-csv"/>
+    <w:bookmarkEnd w:id="33"/>
+    <w:bookmarkStart w:id="34" w:name="tabellenkalkulation-und-csv"/>
     <w:p>
       <w:pPr>
         <w:pStyle w:val="Heading2"/>
@@ -1006,11 +1006,11 @@
     </w:p>
     <w:p>
       <w:pPr>
+        <w:numPr>
+          <w:ilvl w:val="0"/>
+          <w:numId w:val="1007"/>
+        </w:numPr>
         <w:pStyle w:val="Compact"/>
-        <w:numPr>
-          <w:ilvl w:val="0"/>
-          <w:numId w:val="1016"/>
-        </w:numPr>
       </w:pPr>
       <w:r>
         <w:t xml:space="preserve">LibreOffice Help:</w:t>
@@ -1020,8 +1020,8 @@
       </w:r>
       <w:r>
         <w:rPr>
+          <w:bCs/>
           <w:b/>
-          <w:bCs/>
         </w:rPr>
         <w:t xml:space="preserve">Opening and Saving Text CSV Files</w:t>
       </w:r>
@@ -1032,8 +1032,8 @@
         <w:t xml:space="preserve">https://help.libreoffice.org/latest/en-US/text/scalc/guide/csv_files.html</w:t>
       </w:r>
     </w:p>
-    <w:bookmarkEnd w:id="23"/>
-    <w:bookmarkStart w:id="24" w:name="lizenzen"/>
+    <w:bookmarkEnd w:id="34"/>
+    <w:bookmarkStart w:id="35" w:name="lizenzen"/>
     <w:p>
       <w:pPr>
         <w:pStyle w:val="Heading2"/>
@@ -1046,7 +1046,7 @@
       <w:pPr>
         <w:numPr>
           <w:ilvl w:val="0"/>
-          <w:numId w:val="1017"/>
+          <w:numId w:val="1008"/>
         </w:numPr>
       </w:pPr>
       <w:r>
@@ -1057,8 +1057,8 @@
       </w:r>
       <w:r>
         <w:rPr>
+          <w:bCs/>
           <w:b/>
-          <w:bCs/>
         </w:rPr>
         <w:t xml:space="preserve">Attribution 4.0 International – Legal Code</w:t>
       </w:r>
@@ -1073,7 +1073,7 @@
       <w:pPr>
         <w:numPr>
           <w:ilvl w:val="0"/>
-          <w:numId w:val="1017"/>
+          <w:numId w:val="1008"/>
         </w:numPr>
       </w:pPr>
       <w:r>
@@ -1084,8 +1084,8 @@
       </w:r>
       <w:r>
         <w:rPr>
+          <w:bCs/>
           <w:b/>
-          <w:bCs/>
         </w:rPr>
         <w:t xml:space="preserve">Attribution 4.0 International – Deed</w:t>
       </w:r>
@@ -1096,8 +1096,8 @@
         <w:t xml:space="preserve">https://creativecommons.org/licenses/by/4.0/deed.en</w:t>
       </w:r>
     </w:p>
-    <w:bookmarkEnd w:id="24"/>
-    <w:bookmarkStart w:id="25" w:name="software"/>
+    <w:bookmarkEnd w:id="35"/>
+    <w:bookmarkStart w:id="36" w:name="software"/>
     <w:p>
       <w:pPr>
         <w:pStyle w:val="Heading2"/>
@@ -1110,7 +1110,7 @@
       <w:pPr>
         <w:numPr>
           <w:ilvl w:val="0"/>
-          <w:numId w:val="1018"/>
+          <w:numId w:val="1009"/>
         </w:numPr>
       </w:pPr>
       <w:r>
@@ -1127,7 +1127,7 @@
       <w:pPr>
         <w:numPr>
           <w:ilvl w:val="0"/>
-          <w:numId w:val="1018"/>
+          <w:numId w:val="1009"/>
         </w:numPr>
       </w:pPr>
       <w:r>
@@ -1140,8 +1140,8 @@
         <w:t xml:space="preserve">https://letos.org/</w:t>
       </w:r>
     </w:p>
-    <w:bookmarkEnd w:id="25"/>
-    <w:bookmarkStart w:id="26" w:name="hinweise-zur-verwendung"/>
+    <w:bookmarkEnd w:id="36"/>
+    <w:bookmarkStart w:id="37" w:name="hinweise-zur-verwendung"/>
     <w:p>
       <w:pPr>
         <w:pStyle w:val="Heading2"/>
@@ -1158,9 +1158,9 @@
         <w:t xml:space="preserve">Die Quellen dienen der fachlichen Absicherung und Vertiefung. Inhalte externer Websites stehen unter den dort jeweils angegebenen Nutzungsbedingungen. Die Aufnahme eines Links bedeutet nicht, dass fremde Inhalte Bestandteil der OER-Lizenz dieses Repositoriums sind.</w:t>
       </w:r>
     </w:p>
-    <w:bookmarkEnd w:id="26"/>
-    <w:bookmarkEnd w:id="27"/>
-    <w:bookmarkStart w:id="34" w:name="software-und-werkzeuge"/>
+    <w:bookmarkEnd w:id="37"/>
+    <w:bookmarkEnd w:id="38"/>
+    <w:bookmarkStart w:id="45" w:name="software-und-werkzeuge"/>
     <w:p>
       <w:pPr>
         <w:pStyle w:val="Heading1"/>
@@ -1181,13 +1181,13 @@
       </w:r>
       <w:r>
         <w:rPr>
+          <w:bCs/>
           <w:b/>
-          <w:bCs/>
         </w:rPr>
         <w:t xml:space="preserve">30. Juli 2026</w:t>
       </w:r>
     </w:p>
-    <w:bookmarkStart w:id="32" w:name="empfohlene-werkzeuge"/>
+    <w:bookmarkStart w:id="43" w:name="empfohlene-werkzeuge"/>
     <w:p>
       <w:pPr>
         <w:pStyle w:val="Heading2"/>
@@ -1196,7 +1196,7 @@
         <w:t xml:space="preserve">Empfohlene Werkzeuge</w:t>
       </w:r>
     </w:p>
-    <w:bookmarkStart w:id="28" w:name="libreoffice-calc"/>
+    <w:bookmarkStart w:id="39" w:name="libreoffice-calc"/>
     <w:p>
       <w:pPr>
         <w:pStyle w:val="Heading3"/>
@@ -1245,8 +1245,8 @@
         <w:t xml:space="preserve">https://help.libreoffice.org/latest/en-US/text/scalc/guide/csv_files.html</w:t>
       </w:r>
     </w:p>
-    <w:bookmarkEnd w:id="28"/>
-    <w:bookmarkStart w:id="29" w:name="db-browser-for-sqlite"/>
+    <w:bookmarkEnd w:id="39"/>
+    <w:bookmarkStart w:id="40" w:name="db-browser-for-sqlite"/>
     <w:p>
       <w:pPr>
         <w:pStyle w:val="Heading3"/>
@@ -1316,8 +1316,8 @@
         <w:t xml:space="preserve">https://sqlitebrowser.org/</w:t>
       </w:r>
     </w:p>
-    <w:bookmarkEnd w:id="29"/>
-    <w:bookmarkStart w:id="30" w:name="letos-sqlitestudio"/>
+    <w:bookmarkEnd w:id="40"/>
+    <w:bookmarkStart w:id="41" w:name="letos-sqlitestudio"/>
     <w:p>
       <w:pPr>
         <w:pStyle w:val="Heading3"/>
@@ -1366,8 +1366,8 @@
         <w:t xml:space="preserve">https://letos.org/</w:t>
       </w:r>
     </w:p>
-    <w:bookmarkEnd w:id="30"/>
-    <w:bookmarkStart w:id="31" w:name="python-3"/>
+    <w:bookmarkEnd w:id="41"/>
+    <w:bookmarkStart w:id="42" w:name="python-3"/>
     <w:p>
       <w:pPr>
         <w:pStyle w:val="Heading3"/>
@@ -1431,9 +1431,9 @@
         <w:t xml:space="preserve">https://docs.python.org/3/library/sqlite3.html</w:t>
       </w:r>
     </w:p>
-    <w:bookmarkEnd w:id="31"/>
-    <w:bookmarkEnd w:id="32"/>
-    <w:bookmarkStart w:id="33" w:name="lizenzhinweis"/>
+    <w:bookmarkEnd w:id="42"/>
+    <w:bookmarkEnd w:id="43"/>
+    <w:bookmarkStart w:id="44" w:name="lizenzhinweis"/>
     <w:p>
       <w:pPr>
         <w:pStyle w:val="Heading2"/>
@@ -1450,13 +1450,9 @@
         <w:t xml:space="preserve">Die genannten Programme sind eigenständige Softwareprodukte und nicht Bestandteil der CC-BY-4.0-Lizenz dieses Materialpakets. Für Installation und Weitergabe gelten die jeweiligen Softwarelizenzen.</w:t>
       </w:r>
     </w:p>
-    <w:bookmarkEnd w:id="33"/>
-    <w:bookmarkEnd w:id="34"/>
-    <w:sectPr>
-      <w:footnotePr>
-        <w:numRestart w:val="eachSect"/>
-      </w:footnotePr>
-    </w:sectPr>
+    <w:bookmarkEnd w:id="44"/>
+    <w:bookmarkEnd w:id="45"/>
+    <w:sectPr/>
   </w:body>
 </w:document>
 </file>
@@ -1487,14 +1483,14 @@
 <file path=word/numbering.xml><?xml version="1.0" encoding="utf-8"?>
 <w:numbering xmlns:w="http://schemas.openxmlformats.org/wordprocessingml/2006/main">
   <w:abstractNum w:abstractNumId="990">
-    <w:nsid w:val="0000A990"/>
+    <w:nsid w:val="A990"/>
     <w:multiLevelType w:val="multilevel"/>
     <w:lvl w:ilvl="0">
       <w:numFmt w:val="bullet"/>
       <w:lvlText w:val=" "/>
       <w:lvlJc w:val="left"/>
       <w:pPr>
-        <w:ind w:left="720" w:hanging="360"/>
+        <w:ind w:left="720" w:hanging="480"/>
       </w:pPr>
     </w:lvl>
     <w:lvl w:ilvl="1">
@@ -1502,7 +1498,7 @@
       <w:lvlText w:val=" "/>
       <w:lvlJc w:val="left"/>
       <w:pPr>
-        <w:ind w:left="1440" w:hanging="360"/>
+        <w:ind w:left="1440" w:hanging="480"/>
       </w:pPr>
     </w:lvl>
     <w:lvl w:ilvl="2">
@@ -1510,7 +1506,7 @@
       <w:lvlText w:val=" "/>
       <w:lvlJc w:val="left"/>
       <w:pPr>
-        <w:ind w:left="2160" w:hanging="360"/>
+        <w:ind w:left="2160" w:hanging="480"/>
       </w:pPr>
     </w:lvl>
     <w:lvl w:ilvl="3">
@@ -1518,7 +1514,7 @@
       <w:lvlText w:val=" "/>
       <w:lvlJc w:val="left"/>
       <w:pPr>
-        <w:ind w:left="2880" w:hanging="360"/>
+        <w:ind w:left="2880" w:hanging="480"/>
       </w:pPr>
     </w:lvl>
     <w:lvl w:ilvl="4">
@@ -1526,7 +1522,7 @@
       <w:lvlText w:val=" "/>
       <w:lvlJc w:val="left"/>
       <w:pPr>
-        <w:ind w:left="3600" w:hanging="360"/>
+        <w:ind w:left="3600" w:hanging="480"/>
       </w:pPr>
     </w:lvl>
     <w:lvl w:ilvl="5">
@@ -1534,7 +1530,7 @@
       <w:lvlText w:val=" "/>
       <w:lvlJc w:val="left"/>
       <w:pPr>
-        <w:ind w:left="4320" w:hanging="360"/>
+        <w:ind w:left="4320" w:hanging="480"/>
       </w:pPr>
     </w:lvl>
     <w:lvl w:ilvl="6">
@@ -1542,7 +1538,7 @@
       <w:lvlText w:val=" "/>
       <w:lvlJc w:val="left"/>
       <w:pPr>
-        <w:ind w:left="5040" w:hanging="360"/>
+        <w:ind w:left="5040" w:hanging="480"/>
       </w:pPr>
     </w:lvl>
     <w:lvl w:ilvl="7">
@@ -1550,7 +1546,7 @@
       <w:lvlText w:val=" "/>
       <w:lvlJc w:val="left"/>
       <w:pPr>
-        <w:ind w:left="5760" w:hanging="360"/>
+        <w:ind w:left="5760" w:hanging="480"/>
       </w:pPr>
     </w:lvl>
     <w:lvl w:ilvl="8">
@@ -1558,191 +1554,88 @@
       <w:lvlText w:val=" "/>
       <w:lvlJc w:val="left"/>
       <w:pPr>
-        <w:ind w:left="6480" w:hanging="360"/>
+        <w:ind w:left="6480" w:hanging="480"/>
       </w:pPr>
     </w:lvl>
   </w:abstractNum>
   <w:abstractNum w:abstractNumId="991">
-    <w:nsid w:val="0000A991"/>
+    <w:nsid w:val="A991"/>
     <w:multiLevelType w:val="multilevel"/>
     <w:lvl w:ilvl="0">
       <w:numFmt w:val="bullet"/>
-      <w:lvlText w:val=""/>
-      <w:lvlJc w:val="left"/>
-      <w:pPr>
-        <w:ind w:left="720" w:hanging="360"/>
-      </w:pPr>
-      <w:rPr>
-        <w:rFonts w:ascii="Symbol" w:hAnsi="Symbol" w:cs="Symbol" w:hint="default"/>
-      </w:rPr>
+      <w:lvlText w:val="•"/>
+      <w:lvlJc w:val="left"/>
+      <w:pPr>
+        <w:ind w:left="720" w:hanging="480"/>
+      </w:pPr>
     </w:lvl>
     <w:lvl w:ilvl="1">
       <w:numFmt w:val="bullet"/>
-      <w:lvlText w:val="o"/>
-      <w:lvlJc w:val="left"/>
-      <w:pPr>
-        <w:ind w:left="1440" w:hanging="360"/>
-      </w:pPr>
-      <w:rPr>
-        <w:rFonts w:ascii="Courier New" w:hAnsi="Courier New" w:cs="Courier New" w:hint="default"/>
-      </w:rPr>
+      <w:lvlText w:val="–"/>
+      <w:lvlJc w:val="left"/>
+      <w:pPr>
+        <w:ind w:left="1440" w:hanging="480"/>
+      </w:pPr>
     </w:lvl>
     <w:lvl w:ilvl="2">
       <w:numFmt w:val="bullet"/>
-      <w:lvlText w:val=""/>
-      <w:lvlJc w:val="left"/>
-      <w:pPr>
-        <w:ind w:left="2160" w:hanging="360"/>
-      </w:pPr>
-      <w:rPr>
-        <w:rFonts w:ascii="Wingdings" w:hAnsi="Wingdings" w:cs="Wingdings" w:hint="default"/>
-      </w:rPr>
+      <w:lvlText w:val="•"/>
+      <w:lvlJc w:val="left"/>
+      <w:pPr>
+        <w:ind w:left="2160" w:hanging="480"/>
+      </w:pPr>
     </w:lvl>
     <w:lvl w:ilvl="3">
       <w:numFmt w:val="bullet"/>
-      <w:lvlText w:val=""/>
-      <w:lvlJc w:val="left"/>
-      <w:pPr>
-        <w:ind w:left="2880" w:hanging="360"/>
-      </w:pPr>
-      <w:rPr>
-        <w:rFonts w:ascii="Symbol" w:hAnsi="Symbol" w:cs="Symbol" w:hint="default"/>
-      </w:rPr>
+      <w:lvlText w:val="–"/>
+      <w:lvlJc w:val="left"/>
+      <w:pPr>
+        <w:ind w:left="2880" w:hanging="480"/>
+      </w:pPr>
     </w:lvl>
     <w:lvl w:ilvl="4">
       <w:numFmt w:val="bullet"/>
-      <w:lvlText w:val="o"/>
-      <w:lvlJc w:val="left"/>
-      <w:pPr>
-        <w:ind w:left="3600" w:hanging="360"/>
-      </w:pPr>
-      <w:rPr>
-        <w:rFonts w:ascii="Courier New" w:hAnsi="Courier New" w:cs="Courier New" w:hint="default"/>
-      </w:rPr>
+      <w:lvlText w:val="•"/>
+      <w:lvlJc w:val="left"/>
+      <w:pPr>
+        <w:ind w:left="3600" w:hanging="480"/>
+      </w:pPr>
     </w:lvl>
     <w:lvl w:ilvl="5">
       <w:numFmt w:val="bullet"/>
-      <w:lvlText w:val=""/>
-      <w:lvlJc w:val="left"/>
-      <w:pPr>
-        <w:ind w:left="4320" w:hanging="360"/>
-      </w:pPr>
-      <w:rPr>
-        <w:rFonts w:ascii="Wingdings" w:hAnsi="Wingdings" w:cs="Wingdings" w:hint="default"/>
-      </w:rPr>
+      <w:lvlText w:val="–"/>
+      <w:lvlJc w:val="left"/>
+      <w:pPr>
+        <w:ind w:left="4320" w:hanging="480"/>
+      </w:pPr>
     </w:lvl>
     <w:lvl w:ilvl="6">
       <w:numFmt w:val="bullet"/>
-      <w:lvlText w:val=""/>
-      <w:lvlJc w:val="left"/>
-      <w:pPr>
-        <w:ind w:left="5040" w:hanging="360"/>
-      </w:pPr>
-      <w:rPr>
-        <w:rFonts w:ascii="Symbol" w:hAnsi="Symbol" w:cs="Symbol" w:hint="default"/>
-      </w:rPr>
+      <w:lvlText w:val="•"/>
+      <w:lvlJc w:val="left"/>
+      <w:pPr>
+        <w:ind w:left="5040" w:hanging="480"/>
+      </w:pPr>
     </w:lvl>
     <w:lvl w:ilvl="7">
       <w:numFmt w:val="bullet"/>
-      <w:lvlText w:val="o"/>
-      <w:lvlJc w:val="left"/>
-      <w:pPr>
-        <w:ind w:left="5760" w:hanging="360"/>
-      </w:pPr>
-      <w:rPr>
-        <w:rFonts w:ascii="Courier New" w:hAnsi="Courier New" w:cs="Courier New" w:hint="default"/>
-      </w:rPr>
+      <w:lvlText w:val="–"/>
+      <w:lvlJc w:val="left"/>
+      <w:pPr>
+        <w:ind w:left="5760" w:hanging="480"/>
+      </w:pPr>
     </w:lvl>
     <w:lvl w:ilvl="8">
       <w:numFmt w:val="bullet"/>
-      <w:lvlText w:val=""/>
-      <w:lvlJc w:val="left"/>
-      <w:pPr>
-        <w:ind w:left="6480" w:hanging="360"/>
-      </w:pPr>
-      <w:rPr>
-        <w:rFonts w:ascii="Wingdings" w:hAnsi="Wingdings" w:cs="Wingdings" w:hint="default"/>
-      </w:rPr>
-    </w:lvl>
-  </w:abstractNum>
-  <w:abstractNum w:abstractNumId="992">
-    <w:nsid w:val="0000A992"/>
-    <w:multiLevelType w:val="multilevel"/>
-    <w:lvl w:ilvl="0">
-      <w:numFmt w:val="bullet"/>
-      <w:lvlText w:val="☐"/>
-      <w:lvlJc w:val="left"/>
-      <w:pPr>
-        <w:ind w:left="720" w:hanging="360"/>
-      </w:pPr>
-    </w:lvl>
-    <w:lvl w:ilvl="1">
-      <w:numFmt w:val="bullet"/>
-      <w:lvlText w:val="☐"/>
-      <w:lvlJc w:val="left"/>
-      <w:pPr>
-        <w:ind w:left="1440" w:hanging="360"/>
-      </w:pPr>
-    </w:lvl>
-    <w:lvl w:ilvl="2">
-      <w:numFmt w:val="bullet"/>
-      <w:lvlText w:val="☐"/>
-      <w:lvlJc w:val="left"/>
-      <w:pPr>
-        <w:ind w:left="2160" w:hanging="360"/>
-      </w:pPr>
-    </w:lvl>
-    <w:lvl w:ilvl="3">
-      <w:numFmt w:val="bullet"/>
-      <w:lvlText w:val="☐"/>
-      <w:lvlJc w:val="left"/>
-      <w:pPr>
-        <w:ind w:left="2880" w:hanging="360"/>
-      </w:pPr>
-    </w:lvl>
-    <w:lvl w:ilvl="4">
-      <w:numFmt w:val="bullet"/>
-      <w:lvlText w:val="☐"/>
-      <w:lvlJc w:val="left"/>
-      <w:pPr>
-        <w:ind w:left="3600" w:hanging="360"/>
-      </w:pPr>
-    </w:lvl>
-    <w:lvl w:ilvl="5">
-      <w:numFmt w:val="bullet"/>
-      <w:lvlText w:val="☐"/>
-      <w:lvlJc w:val="left"/>
-      <w:pPr>
-        <w:ind w:left="4320" w:hanging="360"/>
-      </w:pPr>
-    </w:lvl>
-    <w:lvl w:ilvl="6">
-      <w:numFmt w:val="bullet"/>
-      <w:lvlText w:val="☐"/>
-      <w:lvlJc w:val="left"/>
-      <w:pPr>
-        <w:ind w:left="5040" w:hanging="360"/>
-      </w:pPr>
-    </w:lvl>
-    <w:lvl w:ilvl="7">
-      <w:numFmt w:val="bullet"/>
-      <w:lvlText w:val="☐"/>
-      <w:lvlJc w:val="left"/>
-      <w:pPr>
-        <w:ind w:left="5760" w:hanging="360"/>
-      </w:pPr>
-    </w:lvl>
-    <w:lvl w:ilvl="8">
-      <w:numFmt w:val="bullet"/>
-      <w:lvlText w:val="☐"/>
-      <w:lvlJc w:val="left"/>
-      <w:pPr>
-        <w:ind w:left="6480" w:hanging="360"/>
+      <w:lvlText w:val="•"/>
+      <w:lvlJc w:val="left"/>
+      <w:pPr>
+        <w:ind w:left="6480" w:hanging="480"/>
       </w:pPr>
     </w:lvl>
   </w:abstractNum>
   <w:abstractNum w:abstractNumId="99411">
-    <w:nsid w:val="00A99411"/>
+    <w:nsid w:val="A99411"/>
     <w:multiLevelType w:val="multilevel"/>
     <w:lvl w:ilvl="0">
       <w:start w:val="1"/>
@@ -1750,7 +1643,7 @@
       <w:lvlText w:val="%1."/>
       <w:lvlJc w:val="left"/>
       <w:pPr>
-        <w:ind w:left="720" w:hanging="360"/>
+        <w:ind w:left="720" w:hanging="480"/>
       </w:pPr>
     </w:lvl>
     <w:lvl w:ilvl="1">
@@ -1759,7 +1652,7 @@
       <w:lvlText w:val="%2."/>
       <w:lvlJc w:val="left"/>
       <w:pPr>
-        <w:ind w:left="1440" w:hanging="360"/>
+        <w:ind w:left="1440" w:hanging="480"/>
       </w:pPr>
     </w:lvl>
     <w:lvl w:ilvl="2">
@@ -1768,7 +1661,7 @@
       <w:lvlText w:val="%3."/>
       <w:lvlJc w:val="left"/>
       <w:pPr>
-        <w:ind w:left="2160" w:hanging="360"/>
+        <w:ind w:left="2160" w:hanging="480"/>
       </w:pPr>
     </w:lvl>
     <w:lvl w:ilvl="3">
@@ -1777,7 +1670,7 @@
       <w:lvlText w:val="%4."/>
       <w:lvlJc w:val="left"/>
       <w:pPr>
-        <w:ind w:left="2880" w:hanging="360"/>
+        <w:ind w:left="2880" w:hanging="480"/>
       </w:pPr>
     </w:lvl>
     <w:lvl w:ilvl="4">
@@ -1786,7 +1679,7 @@
       <w:lvlText w:val="%5."/>
       <w:lvlJc w:val="left"/>
       <w:pPr>
-        <w:ind w:left="3600" w:hanging="360"/>
+        <w:ind w:left="3600" w:hanging="480"/>
       </w:pPr>
     </w:lvl>
     <w:lvl w:ilvl="5">
@@ -1795,7 +1688,7 @@
       <w:lvlText w:val="%6."/>
       <w:lvlJc w:val="left"/>
       <w:pPr>
-        <w:ind w:left="4320" w:hanging="360"/>
+        <w:ind w:left="4320" w:hanging="480"/>
       </w:pPr>
     </w:lvl>
     <w:lvl w:ilvl="6">
@@ -1804,7 +1697,7 @@
       <w:lvlText w:val="%7."/>
       <w:lvlJc w:val="left"/>
       <w:pPr>
-        <w:ind w:left="5040" w:hanging="360"/>
+        <w:ind w:left="5040" w:hanging="480"/>
       </w:pPr>
     </w:lvl>
     <w:lvl w:ilvl="7">
@@ -1813,7 +1706,7 @@
       <w:lvlText w:val="%8."/>
       <w:lvlJc w:val="left"/>
       <w:pPr>
-        <w:ind w:left="5760" w:hanging="360"/>
+        <w:ind w:left="5760" w:hanging="480"/>
       </w:pPr>
     </w:lvl>
     <w:lvl w:ilvl="8">
@@ -1822,12 +1715,12 @@
       <w:lvlText w:val="%9."/>
       <w:lvlJc w:val="left"/>
       <w:pPr>
-        <w:ind w:left="6480" w:hanging="360"/>
+        <w:ind w:left="6480" w:hanging="480"/>
       </w:pPr>
     </w:lvl>
   </w:abstractNum>
   <w:abstractNum w:abstractNumId="99413">
-    <w:nsid w:val="00A99413"/>
+    <w:nsid w:val="A99413"/>
     <w:multiLevelType w:val="multilevel"/>
     <w:lvl w:ilvl="0">
       <w:start w:val="3"/>
@@ -1835,7 +1728,7 @@
       <w:lvlText w:val="%1."/>
       <w:lvlJc w:val="left"/>
       <w:pPr>
-        <w:ind w:left="720" w:hanging="360"/>
+        <w:ind w:left="720" w:hanging="480"/>
       </w:pPr>
     </w:lvl>
     <w:lvl w:ilvl="1">
@@ -1844,7 +1737,7 @@
       <w:lvlText w:val="%2."/>
       <w:lvlJc w:val="left"/>
       <w:pPr>
-        <w:ind w:left="1440" w:hanging="360"/>
+        <w:ind w:left="1440" w:hanging="480"/>
       </w:pPr>
     </w:lvl>
     <w:lvl w:ilvl="2">
@@ -1853,7 +1746,7 @@
       <w:lvlText w:val="%3."/>
       <w:lvlJc w:val="left"/>
       <w:pPr>
-        <w:ind w:left="2160" w:hanging="360"/>
+        <w:ind w:left="2160" w:hanging="480"/>
       </w:pPr>
     </w:lvl>
     <w:lvl w:ilvl="3">
@@ -1862,7 +1755,7 @@
       <w:lvlText w:val="%4."/>
       <w:lvlJc w:val="left"/>
       <w:pPr>
-        <w:ind w:left="2880" w:hanging="360"/>
+        <w:ind w:left="2880" w:hanging="480"/>
       </w:pPr>
     </w:lvl>
     <w:lvl w:ilvl="4">
@@ -1871,7 +1764,7 @@
       <w:lvlText w:val="%5."/>
       <w:lvlJc w:val="left"/>
       <w:pPr>
-        <w:ind w:left="3600" w:hanging="360"/>
+        <w:ind w:left="3600" w:hanging="480"/>
       </w:pPr>
     </w:lvl>
     <w:lvl w:ilvl="5">
@@ -1880,7 +1773,7 @@
       <w:lvlText w:val="%6."/>
       <w:lvlJc w:val="left"/>
       <w:pPr>
-        <w:ind w:left="4320" w:hanging="360"/>
+        <w:ind w:left="4320" w:hanging="480"/>
       </w:pPr>
     </w:lvl>
     <w:lvl w:ilvl="6">
@@ -1889,7 +1782,7 @@
       <w:lvlText w:val="%7."/>
       <w:lvlJc w:val="left"/>
       <w:pPr>
-        <w:ind w:left="5040" w:hanging="360"/>
+        <w:ind w:left="5040" w:hanging="480"/>
       </w:pPr>
     </w:lvl>
     <w:lvl w:ilvl="7">
@@ -1898,7 +1791,7 @@
       <w:lvlText w:val="%8."/>
       <w:lvlJc w:val="left"/>
       <w:pPr>
-        <w:ind w:left="5760" w:hanging="360"/>
+        <w:ind w:left="5760" w:hanging="480"/>
       </w:pPr>
     </w:lvl>
     <w:lvl w:ilvl="8">
@@ -1907,12 +1800,12 @@
       <w:lvlText w:val="%9."/>
       <w:lvlJc w:val="left"/>
       <w:pPr>
-        <w:ind w:left="6480" w:hanging="360"/>
+        <w:ind w:left="6480" w:hanging="480"/>
       </w:pPr>
     </w:lvl>
   </w:abstractNum>
   <w:abstractNum w:abstractNumId="99416">
-    <w:nsid w:val="00A99416"/>
+    <w:nsid w:val="A99416"/>
     <w:multiLevelType w:val="multilevel"/>
     <w:lvl w:ilvl="0">
       <w:start w:val="6"/>
@@ -1920,7 +1813,7 @@
       <w:lvlText w:val="%1."/>
       <w:lvlJc w:val="left"/>
       <w:pPr>
-        <w:ind w:left="720" w:hanging="360"/>
+        <w:ind w:left="720" w:hanging="480"/>
       </w:pPr>
     </w:lvl>
     <w:lvl w:ilvl="1">
@@ -1929,7 +1822,7 @@
       <w:lvlText w:val="%2."/>
       <w:lvlJc w:val="left"/>
       <w:pPr>
-        <w:ind w:left="1440" w:hanging="360"/>
+        <w:ind w:left="1440" w:hanging="480"/>
       </w:pPr>
     </w:lvl>
     <w:lvl w:ilvl="2">
@@ -1938,7 +1831,7 @@
       <w:lvlText w:val="%3."/>
       <w:lvlJc w:val="left"/>
       <w:pPr>
-        <w:ind w:left="2160" w:hanging="360"/>
+        <w:ind w:left="2160" w:hanging="480"/>
       </w:pPr>
     </w:lvl>
     <w:lvl w:ilvl="3">
@@ -1947,7 +1840,7 @@
       <w:lvlText w:val="%4."/>
       <w:lvlJc w:val="left"/>
       <w:pPr>
-        <w:ind w:left="2880" w:hanging="360"/>
+        <w:ind w:left="2880" w:hanging="480"/>
       </w:pPr>
     </w:lvl>
     <w:lvl w:ilvl="4">
@@ -1956,7 +1849,7 @@
       <w:lvlText w:val="%5."/>
       <w:lvlJc w:val="left"/>
       <w:pPr>
-        <w:ind w:left="3600" w:hanging="360"/>
+        <w:ind w:left="3600" w:hanging="480"/>
       </w:pPr>
     </w:lvl>
     <w:lvl w:ilvl="5">
@@ -1965,7 +1858,7 @@
       <w:lvlText w:val="%6."/>
       <w:lvlJc w:val="left"/>
       <w:pPr>
-        <w:ind w:left="4320" w:hanging="360"/>
+        <w:ind w:left="4320" w:hanging="480"/>
       </w:pPr>
     </w:lvl>
     <w:lvl w:ilvl="6">
@@ -1974,7 +1867,7 @@
       <w:lvlText w:val="%7."/>
       <w:lvlJc w:val="left"/>
       <w:pPr>
-        <w:ind w:left="5040" w:hanging="360"/>
+        <w:ind w:left="5040" w:hanging="480"/>
       </w:pPr>
     </w:lvl>
     <w:lvl w:ilvl="7">
@@ -1983,7 +1876,7 @@
       <w:lvlText w:val="%8."/>
       <w:lvlJc w:val="left"/>
       <w:pPr>
-        <w:ind w:left="5760" w:hanging="360"/>
+        <w:ind w:left="5760" w:hanging="480"/>
       </w:pPr>
     </w:lvl>
     <w:lvl w:ilvl="8">
@@ -1992,12 +1885,12 @@
       <w:lvlText w:val="%9."/>
       <w:lvlJc w:val="left"/>
       <w:pPr>
-        <w:ind w:left="6480" w:hanging="360"/>
+        <w:ind w:left="6480" w:hanging="480"/>
       </w:pPr>
     </w:lvl>
   </w:abstractNum>
   <w:abstractNum w:abstractNumId="994110">
-    <w:nsid w:val="0A994110"/>
+    <w:nsid w:val="A994110"/>
     <w:multiLevelType w:val="multilevel"/>
     <w:lvl w:ilvl="0">
       <w:start w:val="10"/>
@@ -2005,7 +1898,7 @@
       <w:lvlText w:val="%1."/>
       <w:lvlJc w:val="left"/>
       <w:pPr>
-        <w:ind w:left="720" w:hanging="360"/>
+        <w:ind w:left="720" w:hanging="480"/>
       </w:pPr>
     </w:lvl>
     <w:lvl w:ilvl="1">
@@ -2014,7 +1907,7 @@
       <w:lvlText w:val="%2."/>
       <w:lvlJc w:val="left"/>
       <w:pPr>
-        <w:ind w:left="1440" w:hanging="360"/>
+        <w:ind w:left="1440" w:hanging="480"/>
       </w:pPr>
     </w:lvl>
     <w:lvl w:ilvl="2">
@@ -2023,7 +1916,7 @@
       <w:lvlText w:val="%3."/>
       <w:lvlJc w:val="left"/>
       <w:pPr>
-        <w:ind w:left="2160" w:hanging="360"/>
+        <w:ind w:left="2160" w:hanging="480"/>
       </w:pPr>
     </w:lvl>
     <w:lvl w:ilvl="3">
@@ -2032,7 +1925,7 @@
       <w:lvlText w:val="%4."/>
       <w:lvlJc w:val="left"/>
       <w:pPr>
-        <w:ind w:left="2880" w:hanging="360"/>
+        <w:ind w:left="2880" w:hanging="480"/>
       </w:pPr>
     </w:lvl>
     <w:lvl w:ilvl="4">
@@ -2041,7 +1934,7 @@
       <w:lvlText w:val="%5."/>
       <w:lvlJc w:val="left"/>
       <w:pPr>
-        <w:ind w:left="3600" w:hanging="360"/>
+        <w:ind w:left="3600" w:hanging="480"/>
       </w:pPr>
     </w:lvl>
     <w:lvl w:ilvl="5">
@@ -2050,7 +1943,7 @@
       <w:lvlText w:val="%6."/>
       <w:lvlJc w:val="left"/>
       <w:pPr>
-        <w:ind w:left="4320" w:hanging="360"/>
+        <w:ind w:left="4320" w:hanging="480"/>
       </w:pPr>
     </w:lvl>
     <w:lvl w:ilvl="6">
@@ -2059,7 +1952,7 @@
       <w:lvlText w:val="%7."/>
       <w:lvlJc w:val="left"/>
       <w:pPr>
-        <w:ind w:left="5040" w:hanging="360"/>
+        <w:ind w:left="5040" w:hanging="480"/>
       </w:pPr>
     </w:lvl>
     <w:lvl w:ilvl="7">
@@ -2068,7 +1961,7 @@
       <w:lvlText w:val="%8."/>
       <w:lvlJc w:val="left"/>
       <w:pPr>
-        <w:ind w:left="5760" w:hanging="360"/>
+        <w:ind w:left="5760" w:hanging="480"/>
       </w:pPr>
     </w:lvl>
     <w:lvl w:ilvl="8">
@@ -2077,12 +1970,12 @@
       <w:lvlText w:val="%9."/>
       <w:lvlJc w:val="left"/>
       <w:pPr>
-        <w:ind w:left="6480" w:hanging="360"/>
+        <w:ind w:left="6480" w:hanging="480"/>
       </w:pPr>
     </w:lvl>
   </w:abstractNum>
   <w:abstractNum w:abstractNumId="994111">
-    <w:nsid w:val="0A994111"/>
+    <w:nsid w:val="A994111"/>
     <w:multiLevelType w:val="multilevel"/>
     <w:lvl w:ilvl="0">
       <w:start w:val="11"/>
@@ -2090,7 +1983,7 @@
       <w:lvlText w:val="%1."/>
       <w:lvlJc w:val="left"/>
       <w:pPr>
-        <w:ind w:left="720" w:hanging="360"/>
+        <w:ind w:left="720" w:hanging="480"/>
       </w:pPr>
     </w:lvl>
     <w:lvl w:ilvl="1">
@@ -2099,7 +1992,7 @@
       <w:lvlText w:val="%2."/>
       <w:lvlJc w:val="left"/>
       <w:pPr>
-        <w:ind w:left="1440" w:hanging="360"/>
+        <w:ind w:left="1440" w:hanging="480"/>
       </w:pPr>
     </w:lvl>
     <w:lvl w:ilvl="2">
@@ -2108,7 +2001,7 @@
       <w:lvlText w:val="%3."/>
       <w:lvlJc w:val="left"/>
       <w:pPr>
-        <w:ind w:left="2160" w:hanging="360"/>
+        <w:ind w:left="2160" w:hanging="480"/>
       </w:pPr>
     </w:lvl>
     <w:lvl w:ilvl="3">
@@ -2117,7 +2010,7 @@
       <w:lvlText w:val="%4."/>
       <w:lvlJc w:val="left"/>
       <w:pPr>
-        <w:ind w:left="2880" w:hanging="360"/>
+        <w:ind w:left="2880" w:hanging="480"/>
       </w:pPr>
     </w:lvl>
     <w:lvl w:ilvl="4">
@@ -2126,7 +2019,7 @@
       <w:lvlText w:val="%5."/>
       <w:lvlJc w:val="left"/>
       <w:pPr>
-        <w:ind w:left="3600" w:hanging="360"/>
+        <w:ind w:left="3600" w:hanging="480"/>
       </w:pPr>
     </w:lvl>
     <w:lvl w:ilvl="5">
@@ -2135,7 +2028,7 @@
       <w:lvlText w:val="%6."/>
       <w:lvlJc w:val="left"/>
       <w:pPr>
-        <w:ind w:left="4320" w:hanging="360"/>
+        <w:ind w:left="4320" w:hanging="480"/>
       </w:pPr>
     </w:lvl>
     <w:lvl w:ilvl="6">
@@ -2144,7 +2037,7 @@
       <w:lvlText w:val="%7."/>
       <w:lvlJc w:val="left"/>
       <w:pPr>
-        <w:ind w:left="5040" w:hanging="360"/>
+        <w:ind w:left="5040" w:hanging="480"/>
       </w:pPr>
     </w:lvl>
     <w:lvl w:ilvl="7">
@@ -2153,7 +2046,7 @@
       <w:lvlText w:val="%8."/>
       <w:lvlJc w:val="left"/>
       <w:pPr>
-        <w:ind w:left="5760" w:hanging="360"/>
+        <w:ind w:left="5760" w:hanging="480"/>
       </w:pPr>
     </w:lvl>
     <w:lvl w:ilvl="8">
@@ -2162,12 +2055,12 @@
       <w:lvlText w:val="%9."/>
       <w:lvlJc w:val="left"/>
       <w:pPr>
-        <w:ind w:left="6480" w:hanging="360"/>
+        <w:ind w:left="6480" w:hanging="480"/>
       </w:pPr>
     </w:lvl>
   </w:abstractNum>
   <w:abstractNum w:abstractNumId="994113">
-    <w:nsid w:val="0A994113"/>
+    <w:nsid w:val="A994113"/>
     <w:multiLevelType w:val="multilevel"/>
     <w:lvl w:ilvl="0">
       <w:start w:val="13"/>
@@ -2175,7 +2068,7 @@
       <w:lvlText w:val="%1."/>
       <w:lvlJc w:val="left"/>
       <w:pPr>
-        <w:ind w:left="720" w:hanging="360"/>
+        <w:ind w:left="720" w:hanging="480"/>
       </w:pPr>
     </w:lvl>
     <w:lvl w:ilvl="1">
@@ -2184,7 +2077,7 @@
       <w:lvlText w:val="%2."/>
       <w:lvlJc w:val="left"/>
       <w:pPr>
-        <w:ind w:left="1440" w:hanging="360"/>
+        <w:ind w:left="1440" w:hanging="480"/>
       </w:pPr>
     </w:lvl>
     <w:lvl w:ilvl="2">
@@ -2193,7 +2086,7 @@
       <w:lvlText w:val="%3."/>
       <w:lvlJc w:val="left"/>
       <w:pPr>
-        <w:ind w:left="2160" w:hanging="360"/>
+        <w:ind w:left="2160" w:hanging="480"/>
       </w:pPr>
     </w:lvl>
     <w:lvl w:ilvl="3">
@@ -2202,7 +2095,7 @@
       <w:lvlText w:val="%4."/>
       <w:lvlJc w:val="left"/>
       <w:pPr>
-        <w:ind w:left="2880" w:hanging="360"/>
+        <w:ind w:left="2880" w:hanging="480"/>
       </w:pPr>
     </w:lvl>
     <w:lvl w:ilvl="4">
@@ -2211,7 +2104,7 @@
       <w:lvlText w:val="%5."/>
       <w:lvlJc w:val="left"/>
       <w:pPr>
-        <w:ind w:left="3600" w:hanging="360"/>
+        <w:ind w:left="3600" w:hanging="480"/>
       </w:pPr>
     </w:lvl>
     <w:lvl w:ilvl="5">
@@ -2220,7 +2113,7 @@
       <w:lvlText w:val="%6."/>
       <w:lvlJc w:val="left"/>
       <w:pPr>
-        <w:ind w:left="4320" w:hanging="360"/>
+        <w:ind w:left="4320" w:hanging="480"/>
       </w:pPr>
     </w:lvl>
     <w:lvl w:ilvl="6">
@@ -2229,7 +2122,7 @@
       <w:lvlText w:val="%7."/>
       <w:lvlJc w:val="left"/>
       <w:pPr>
-        <w:ind w:left="5040" w:hanging="360"/>
+        <w:ind w:left="5040" w:hanging="480"/>
       </w:pPr>
     </w:lvl>
     <w:lvl w:ilvl="7">
@@ -2238,7 +2131,7 @@
       <w:lvlText w:val="%8."/>
       <w:lvlJc w:val="left"/>
       <w:pPr>
-        <w:ind w:left="5760" w:hanging="360"/>
+        <w:ind w:left="5760" w:hanging="480"/>
       </w:pPr>
     </w:lvl>
     <w:lvl w:ilvl="8">
@@ -2247,7 +2140,7 @@
       <w:lvlText w:val="%9."/>
       <w:lvlJc w:val="left"/>
       <w:pPr>
-        <w:ind w:left="6480" w:hanging="360"/>
+        <w:ind w:left="6480" w:hanging="480"/>
       </w:pPr>
     </w:lvl>
   </w:abstractNum>
@@ -2261,36 +2154,9 @@
     <w:abstractNumId w:val="991"/>
   </w:num>
   <w:num w:numId="1003">
-    <w:abstractNumId w:val="992"/>
+    <w:abstractNumId w:val="991"/>
   </w:num>
   <w:num w:numId="1004">
-    <w:abstractNumId w:val="992"/>
-  </w:num>
-  <w:num w:numId="1005">
-    <w:abstractNumId w:val="992"/>
-  </w:num>
-  <w:num w:numId="1006">
-    <w:abstractNumId w:val="992"/>
-  </w:num>
-  <w:num w:numId="1007">
-    <w:abstractNumId w:val="992"/>
-  </w:num>
-  <w:num w:numId="1008">
-    <w:abstractNumId w:val="992"/>
-  </w:num>
-  <w:num w:numId="1009">
-    <w:abstractNumId w:val="992"/>
-  </w:num>
-  <w:num w:numId="1010">
-    <w:abstractNumId w:val="992"/>
-  </w:num>
-  <w:num w:numId="1011">
-    <w:abstractNumId w:val="992"/>
-  </w:num>
-  <w:num w:numId="1012">
-    <w:abstractNumId w:val="992"/>
-  </w:num>
-  <w:num w:numId="1013">
     <w:abstractNumId w:val="99411"/>
     <w:lvlOverride w:ilvl="0">
       <w:startOverride w:val="1"/>
@@ -2320,7 +2186,7 @@
       <w:startOverride w:val="1"/>
     </w:lvlOverride>
   </w:num>
-  <w:num w:numId="1014">
+  <w:num w:numId="1005">
     <w:abstractNumId w:val="99413"/>
     <w:lvlOverride w:ilvl="0">
       <w:startOverride w:val="3"/>
@@ -2350,7 +2216,7 @@
       <w:startOverride w:val="3"/>
     </w:lvlOverride>
   </w:num>
-  <w:num w:numId="1015">
+  <w:num w:numId="1006">
     <w:abstractNumId w:val="99416"/>
     <w:lvlOverride w:ilvl="0">
       <w:startOverride w:val="6"/>
@@ -2380,7 +2246,7 @@
       <w:startOverride w:val="6"/>
     </w:lvlOverride>
   </w:num>
-  <w:num w:numId="1016">
+  <w:num w:numId="1007">
     <w:abstractNumId w:val="994110"/>
     <w:lvlOverride w:ilvl="0">
       <w:startOverride w:val="10"/>
@@ -2410,7 +2276,7 @@
       <w:startOverride w:val="10"/>
     </w:lvlOverride>
   </w:num>
-  <w:num w:numId="1017">
+  <w:num w:numId="1008">
     <w:abstractNumId w:val="994111"/>
     <w:lvlOverride w:ilvl="0">
       <w:startOverride w:val="11"/>
@@ -2440,7 +2306,7 @@
       <w:startOverride w:val="11"/>
     </w:lvlOverride>
   </w:num>
-  <w:num w:numId="1018">
+  <w:num w:numId="1009">
     <w:abstractNumId w:val="994113"/>
     <w:lvlOverride w:ilvl="0">
       <w:startOverride w:val="13"/>
@@ -2478,10 +2344,10 @@
   <w:docDefaults>
     <w:rPrDefault>
       <w:rPr>
-        <w:rFonts w:asciiTheme="minorHAnsi" w:cstheme="minorBidi" w:eastAsiaTheme="minorEastAsia" w:hAnsiTheme="minorHAnsi"/>
+        <w:rFonts w:asciiTheme="minorHAnsi" w:cstheme="minorBidi" w:eastAsiaTheme="minorHAnsi" w:hAnsiTheme="minorHAnsi"/>
         <w:sz w:val="24"/>
         <w:szCs w:val="24"/>
-        <w:lang w:bidi="ar-SA" w:eastAsia="zh-CN" w:val="de-DE"/>
+        <w:lang w:bidi="ar-SA" w:eastAsia="en-US" w:val="de-DE"/>
       </w:rPr>
     </w:rPrDefault>
     <w:pPrDefault>
@@ -2499,10 +2365,10 @@
     <w:name w:val="Body Text"/>
     <w:basedOn w:val="Normal"/>
     <w:link w:val="BodyTextChar"/>
-    <w:qFormat/>
     <w:pPr>
       <w:spacing w:after="180" w:before="180"/>
     </w:pPr>
+    <w:qFormat/>
   </w:style>
   <w:style w:customStyle="1" w:styleId="FirstParagraph" w:type="paragraph">
     <w:name w:val="First Paragraph"/>
@@ -2522,94 +2388,57 @@
     <w:name w:val="Title"/>
     <w:basedOn w:val="Normal"/>
     <w:next w:val="BodyText"/>
-    <w:link w:val="TitleChar"/>
-    <w:uiPriority w:val="10"/>
     <w:qFormat/>
-    <w:rsid w:val="00A10FD9"/>
     <w:pPr>
-      <w:spacing w:after="80" w:line="240" w:lineRule="auto"/>
-      <w:contextualSpacing/>
+      <w:keepNext/>
+      <w:keepLines/>
+      <w:spacing w:after="240" w:before="480"/>
       <w:jc w:val="center"/>
     </w:pPr>
     <w:rPr>
       <w:rFonts w:asciiTheme="majorHAnsi" w:cstheme="majorBidi" w:eastAsiaTheme="majorEastAsia" w:hAnsiTheme="majorHAnsi"/>
-      <w:sz w:val="56"/>
-      <w:szCs w:val="56"/>
-    </w:rPr>
-  </w:style>
-  <w:style w:customStyle="1" w:styleId="TitleChar" w:type="character">
-    <w:name w:val="Title Char"/>
-    <w:basedOn w:val="DefaultParagraphFont"/>
-    <w:link w:val="Title"/>
-    <w:uiPriority w:val="10"/>
-    <w:rsid w:val="00A10FD9"/>
-    <w:rPr>
-      <w:rFonts w:asciiTheme="majorHAnsi" w:cstheme="majorBidi" w:eastAsiaTheme="majorEastAsia" w:hAnsiTheme="majorHAnsi"/>
-      <w:sz w:val="56"/>
-      <w:szCs w:val="56"/>
+      <w:b/>
+      <w:bCs/>
+      <w:color w:themeColor="accent1" w:themeShade="B5" w:val="345A8A"/>
+      <w:sz w:val="36"/>
+      <w:szCs w:val="36"/>
     </w:rPr>
   </w:style>
   <w:style w:styleId="Subtitle" w:type="paragraph">
     <w:name w:val="Subtitle"/>
-    <w:basedOn w:val="Title"/>
-    <w:next w:val="BodyText"/>
-    <w:link w:val="SubtitleChar"/>
-    <w:uiPriority w:val="11"/>
-    <w:qFormat/>
-    <w:rsid w:val="00A10FD9"/>
-    <w:pPr>
-      <w:numPr>
-        <w:ilvl w:val="1"/>
-      </w:numPr>
-    </w:pPr>
-    <w:rPr>
-      <w:rFonts w:cstheme="majorBidi" w:eastAsiaTheme="majorEastAsia"/>
-      <w:spacing w:val="15"/>
-      <w:sz w:val="28"/>
-      <w:szCs w:val="28"/>
-    </w:rPr>
-  </w:style>
-  <w:style w:customStyle="1" w:styleId="SubtitleChar" w:type="character">
-    <w:name w:val="Subtitle Char"/>
-    <w:basedOn w:val="DefaultParagraphFont"/>
-    <w:link w:val="Subtitle"/>
-    <w:uiPriority w:val="11"/>
-    <w:rsid w:val="00A10FD9"/>
-    <w:rPr>
-      <w:rFonts w:cstheme="majorBidi" w:eastAsiaTheme="majorEastAsia"/>
-      <w:color w:themeColor="text1" w:themeTint="A6" w:val="595959"/>
-      <w:spacing w:val="15"/>
-      <w:sz w:val="28"/>
-      <w:szCs w:val="28"/>
-    </w:rPr>
-  </w:style>
-  <w:style w:customStyle="1" w:styleId="Author" w:type="paragraph">
-    <w:name w:val="Author"/>
     <w:basedOn w:val="Title"/>
     <w:next w:val="BodyText"/>
     <w:qFormat/>
     <w:pPr>
       <w:keepNext/>
       <w:keepLines/>
+      <w:spacing w:after="240" w:before="240"/>
+      <w:jc w:val="center"/>
     </w:pPr>
     <w:rPr>
-      <w:sz w:val="24"/>
-      <w:szCs w:val="24"/>
-    </w:rPr>
-  </w:style>
-  <w:style w:styleId="Date" w:type="paragraph">
-    <w:name w:val="Date"/>
-    <w:basedOn w:val="Title"/>
+      <w:sz w:val="30"/>
+      <w:szCs w:val="30"/>
+    </w:rPr>
+  </w:style>
+  <w:style w:customStyle="1" w:styleId="Author" w:type="paragraph">
+    <w:name w:val="Author"/>
     <w:next w:val="BodyText"/>
     <w:qFormat/>
     <w:pPr>
       <w:keepNext/>
       <w:keepLines/>
+      <w:jc w:val="center"/>
     </w:pPr>
-    <w:rPr>
-      <w:sz w:val="24"/>
-      <w:szCs w:val="24"/>
-    </w:rPr>
+  </w:style>
+  <w:style w:styleId="Date" w:type="paragraph">
+    <w:name w:val="Date"/>
+    <w:next w:val="BodyText"/>
+    <w:qFormat/>
+    <w:pPr>
+      <w:keepNext/>
+      <w:keepLines/>
+      <w:jc w:val="center"/>
+    </w:pPr>
   </w:style>
   <w:style w:customStyle="1" w:styleId="AbstractTitle" w:type="paragraph">
     <w:name w:val="Abstract Title"/>
@@ -2619,13 +2448,15 @@
     <w:pPr>
       <w:keepNext/>
       <w:keepLines/>
+      <w:jc w:val="center"/>
       <w:spacing w:after="0" w:before="300"/>
-      <w:jc w:val="center"/>
     </w:pPr>
     <w:rPr>
-      <w:b/>
       <w:sz w:val="20"/>
       <w:szCs w:val="20"/>
+      <w:b/>
+      <w:color w:val="345A8A"/>
+      &gt;
     </w:rPr>
   </w:style>
   <w:style w:customStyle="1" w:styleId="Abstract" w:type="paragraph">
@@ -2652,321 +2483,191 @@
     <w:rPr/>
   </w:style>
   <w:style w:styleId="Heading1" w:type="paragraph">
-    <w:name w:val="heading 1"/>
+    <w:name w:val="Heading 1"/>
     <w:basedOn w:val="Normal"/>
     <w:next w:val="BodyText"/>
-    <w:link w:val="Heading1Char"/>
     <w:uiPriority w:val="9"/>
     <w:qFormat/>
-    <w:rsid w:val="00A10FD9"/>
     <w:pPr>
       <w:keepNext/>
       <w:keepLines/>
-      <w:spacing w:after="80" w:before="360"/>
+      <w:spacing w:after="0" w:before="480"/>
       <w:outlineLvl w:val="0"/>
     </w:pPr>
     <w:rPr>
       <w:rFonts w:asciiTheme="majorHAnsi" w:cstheme="majorBidi" w:eastAsiaTheme="majorEastAsia" w:hAnsiTheme="majorHAnsi"/>
-      <w:color w:themeColor="accent1" w:themeShade="BF" w:val="0F4761"/>
-      <w:sz w:val="40"/>
-      <w:szCs w:val="40"/>
+      <w:b/>
+      <w:bCs/>
+      <w:color w:themeColor="accent1" w:val="4F81BD"/>
+      <w:sz w:val="32"/>
+      <w:szCs w:val="32"/>
     </w:rPr>
   </w:style>
   <w:style w:styleId="Heading2" w:type="paragraph">
-    <w:name w:val="heading 2"/>
+    <w:name w:val="Heading 2"/>
     <w:basedOn w:val="Normal"/>
     <w:next w:val="BodyText"/>
-    <w:link w:val="Heading2Char"/>
     <w:uiPriority w:val="9"/>
-    <w:semiHidden/>
     <w:unhideWhenUsed/>
     <w:qFormat/>
-    <w:rsid w:val="00A10FD9"/>
     <w:pPr>
       <w:keepNext/>
       <w:keepLines/>
-      <w:spacing w:after="80" w:before="160"/>
+      <w:spacing w:after="0" w:before="200"/>
       <w:outlineLvl w:val="1"/>
     </w:pPr>
     <w:rPr>
       <w:rFonts w:asciiTheme="majorHAnsi" w:cstheme="majorBidi" w:eastAsiaTheme="majorEastAsia" w:hAnsiTheme="majorHAnsi"/>
-      <w:color w:themeColor="accent1" w:themeShade="BF" w:val="0F4761"/>
-      <w:sz w:val="32"/>
-      <w:szCs w:val="32"/>
+      <w:b/>
+      <w:bCs/>
+      <w:color w:themeColor="accent1" w:val="4F81BD"/>
+      <w:sz w:val="28"/>
+      <w:szCs w:val="28"/>
     </w:rPr>
   </w:style>
   <w:style w:styleId="Heading3" w:type="paragraph">
-    <w:name w:val="heading 3"/>
+    <w:name w:val="Heading 3"/>
     <w:basedOn w:val="Normal"/>
     <w:next w:val="BodyText"/>
-    <w:link w:val="Heading3Char"/>
     <w:uiPriority w:val="9"/>
-    <w:semiHidden/>
     <w:unhideWhenUsed/>
     <w:qFormat/>
-    <w:rsid w:val="00A10FD9"/>
     <w:pPr>
       <w:keepNext/>
       <w:keepLines/>
-      <w:spacing w:after="80" w:before="160"/>
+      <w:spacing w:after="0" w:before="200"/>
       <w:outlineLvl w:val="2"/>
     </w:pPr>
     <w:rPr>
-      <w:rFonts w:cstheme="majorBidi" w:eastAsiaTheme="majorEastAsia"/>
-      <w:color w:themeColor="accent1" w:themeShade="BF" w:val="0F4761"/>
-      <w:sz w:val="28"/>
-      <w:szCs w:val="28"/>
+      <w:rFonts w:asciiTheme="majorHAnsi" w:cstheme="majorBidi" w:eastAsiaTheme="majorEastAsia" w:hAnsiTheme="majorHAnsi"/>
+      <w:b/>
+      <w:bCs/>
+      <w:color w:themeColor="accent1" w:val="4F81BD"/>
+      <w:sz w:val="24"/>
+      <w:szCs w:val="24"/>
     </w:rPr>
   </w:style>
   <w:style w:styleId="Heading4" w:type="paragraph">
-    <w:name w:val="heading 4"/>
+    <w:name w:val="Heading 4"/>
     <w:basedOn w:val="Normal"/>
     <w:next w:val="BodyText"/>
-    <w:link w:val="Heading4Char"/>
     <w:uiPriority w:val="9"/>
-    <w:semiHidden/>
     <w:unhideWhenUsed/>
     <w:qFormat/>
-    <w:rsid w:val="00A10FD9"/>
     <w:pPr>
       <w:keepNext/>
       <w:keepLines/>
-      <w:spacing w:after="40" w:before="80"/>
+      <w:spacing w:after="0" w:before="200"/>
       <w:outlineLvl w:val="3"/>
     </w:pPr>
     <w:rPr>
-      <w:rFonts w:cstheme="majorBidi" w:eastAsiaTheme="majorEastAsia"/>
+      <w:rFonts w:asciiTheme="majorHAnsi" w:cstheme="majorBidi" w:eastAsiaTheme="majorEastAsia" w:hAnsiTheme="majorHAnsi"/>
       <w:i/>
-      <w:iCs/>
-      <w:color w:themeColor="accent1" w:themeShade="BF" w:val="0F4761"/>
+      <w:bCs/>
+      <w:color w:themeColor="accent1" w:val="4F81BD"/>
+      <w:sz w:val="24"/>
+      <w:szCs w:val="24"/>
     </w:rPr>
   </w:style>
   <w:style w:styleId="Heading5" w:type="paragraph">
-    <w:name w:val="heading 5"/>
+    <w:name w:val="Heading 5"/>
     <w:basedOn w:val="Normal"/>
     <w:next w:val="BodyText"/>
-    <w:link w:val="Heading5Char"/>
     <w:uiPriority w:val="9"/>
-    <w:semiHidden/>
     <w:unhideWhenUsed/>
     <w:qFormat/>
-    <w:rsid w:val="00A10FD9"/>
     <w:pPr>
       <w:keepNext/>
       <w:keepLines/>
-      <w:spacing w:after="40" w:before="80"/>
+      <w:spacing w:after="0" w:before="200"/>
       <w:outlineLvl w:val="4"/>
     </w:pPr>
     <w:rPr>
-      <w:rFonts w:cstheme="majorBidi" w:eastAsiaTheme="majorEastAsia"/>
-      <w:color w:themeColor="accent1" w:themeShade="BF" w:val="0F4761"/>
+      <w:rFonts w:asciiTheme="majorHAnsi" w:cstheme="majorBidi" w:eastAsiaTheme="majorEastAsia" w:hAnsiTheme="majorHAnsi"/>
+      <w:iCs/>
+      <w:color w:themeColor="accent1" w:val="4F81BD"/>
+      <w:sz w:val="24"/>
+      <w:szCs w:val="24"/>
     </w:rPr>
   </w:style>
   <w:style w:styleId="Heading6" w:type="paragraph">
-    <w:name w:val="heading 6"/>
+    <w:name w:val="Heading 6"/>
     <w:basedOn w:val="Normal"/>
     <w:next w:val="BodyText"/>
-    <w:link w:val="Heading6Char"/>
     <w:uiPriority w:val="9"/>
-    <w:semiHidden/>
     <w:unhideWhenUsed/>
     <w:qFormat/>
-    <w:rsid w:val="00A10FD9"/>
     <w:pPr>
       <w:keepNext/>
       <w:keepLines/>
-      <w:spacing w:after="0" w:before="40"/>
+      <w:spacing w:after="0" w:before="200"/>
       <w:outlineLvl w:val="5"/>
     </w:pPr>
     <w:rPr>
-      <w:rFonts w:cstheme="majorBidi" w:eastAsiaTheme="majorEastAsia"/>
-      <w:i/>
-      <w:iCs/>
-      <w:color w:themeColor="text1" w:themeTint="A6" w:val="595959"/>
+      <w:rFonts w:asciiTheme="majorHAnsi" w:cstheme="majorBidi" w:eastAsiaTheme="majorEastAsia" w:hAnsiTheme="majorHAnsi"/>
+      <w:color w:themeColor="accent1" w:val="4F81BD"/>
+      <w:sz w:val="24"/>
+      <w:szCs w:val="24"/>
     </w:rPr>
   </w:style>
   <w:style w:styleId="Heading7" w:type="paragraph">
-    <w:name w:val="heading 7"/>
+    <w:name w:val="Heading 7"/>
     <w:basedOn w:val="Normal"/>
     <w:next w:val="BodyText"/>
-    <w:link w:val="Heading7Char"/>
     <w:uiPriority w:val="9"/>
-    <w:semiHidden/>
     <w:unhideWhenUsed/>
     <w:qFormat/>
-    <w:rsid w:val="00A10FD9"/>
     <w:pPr>
       <w:keepNext/>
       <w:keepLines/>
-      <w:spacing w:after="0" w:before="40"/>
+      <w:spacing w:after="0" w:before="200"/>
       <w:outlineLvl w:val="6"/>
     </w:pPr>
     <w:rPr>
-      <w:rFonts w:cstheme="majorBidi" w:eastAsiaTheme="majorEastAsia"/>
-      <w:color w:themeColor="text1" w:themeTint="A6" w:val="595959"/>
+      <w:rFonts w:asciiTheme="majorHAnsi" w:cstheme="majorBidi" w:eastAsiaTheme="majorEastAsia" w:hAnsiTheme="majorHAnsi"/>
+      <w:color w:themeColor="accent1" w:val="4F81BD"/>
+      <w:sz w:val="24"/>
+      <w:szCs w:val="24"/>
     </w:rPr>
   </w:style>
   <w:style w:styleId="Heading8" w:type="paragraph">
-    <w:name w:val="heading 8"/>
+    <w:name w:val="Heading 8"/>
     <w:basedOn w:val="Normal"/>
     <w:next w:val="BodyText"/>
-    <w:link w:val="Heading8Char"/>
     <w:uiPriority w:val="9"/>
-    <w:semiHidden/>
     <w:unhideWhenUsed/>
     <w:qFormat/>
-    <w:rsid w:val="00A10FD9"/>
     <w:pPr>
       <w:keepNext/>
       <w:keepLines/>
-      <w:spacing w:after="0"/>
+      <w:spacing w:after="0" w:before="200"/>
       <w:outlineLvl w:val="7"/>
     </w:pPr>
     <w:rPr>
-      <w:rFonts w:cstheme="majorBidi" w:eastAsiaTheme="majorEastAsia"/>
-      <w:i/>
-      <w:iCs/>
-      <w:color w:themeColor="text1" w:themeTint="D8" w:val="272727"/>
+      <w:rFonts w:asciiTheme="majorHAnsi" w:cstheme="majorBidi" w:eastAsiaTheme="majorEastAsia" w:hAnsiTheme="majorHAnsi"/>
+      <w:color w:themeColor="accent1" w:val="4F81BD"/>
+      <w:sz w:val="24"/>
+      <w:szCs w:val="24"/>
     </w:rPr>
   </w:style>
   <w:style w:styleId="Heading9" w:type="paragraph">
-    <w:name w:val="heading 9"/>
+    <w:name w:val="Heading 9"/>
     <w:basedOn w:val="Normal"/>
     <w:next w:val="BodyText"/>
-    <w:link w:val="Heading9Char"/>
     <w:uiPriority w:val="9"/>
-    <w:semiHidden/>
     <w:unhideWhenUsed/>
     <w:qFormat/>
-    <w:rsid w:val="00A10FD9"/>
     <w:pPr>
       <w:keepNext/>
       <w:keepLines/>
-      <w:spacing w:after="0"/>
+      <w:spacing w:after="0" w:before="200"/>
       <w:outlineLvl w:val="8"/>
     </w:pPr>
     <w:rPr>
-      <w:rFonts w:cstheme="majorBidi" w:eastAsiaTheme="majorEastAsia"/>
-      <w:color w:themeColor="text1" w:themeTint="D8" w:val="272727"/>
-    </w:rPr>
-  </w:style>
-  <w:style w:customStyle="1" w:styleId="Heading1Char" w:type="character">
-    <w:name w:val="Heading 1 Char"/>
-    <w:basedOn w:val="DefaultParagraphFont"/>
-    <w:link w:val="Heading1"/>
-    <w:uiPriority w:val="9"/>
-    <w:rsid w:val="00A10FD9"/>
-    <w:rPr>
       <w:rFonts w:asciiTheme="majorHAnsi" w:cstheme="majorBidi" w:eastAsiaTheme="majorEastAsia" w:hAnsiTheme="majorHAnsi"/>
-      <w:color w:themeColor="accent1" w:themeShade="BF" w:val="0F4761"/>
-      <w:sz w:val="40"/>
-      <w:szCs w:val="40"/>
-    </w:rPr>
-  </w:style>
-  <w:style w:customStyle="1" w:styleId="Heading2Char" w:type="character">
-    <w:name w:val="Heading 2 Char"/>
-    <w:basedOn w:val="DefaultParagraphFont"/>
-    <w:link w:val="Heading2"/>
-    <w:uiPriority w:val="9"/>
-    <w:semiHidden/>
-    <w:rsid w:val="00A10FD9"/>
-    <w:rPr>
-      <w:rFonts w:asciiTheme="majorHAnsi" w:cstheme="majorBidi" w:eastAsiaTheme="majorEastAsia" w:hAnsiTheme="majorHAnsi"/>
-      <w:color w:themeColor="accent1" w:themeShade="BF" w:val="0F4761"/>
-      <w:sz w:val="32"/>
-      <w:szCs w:val="32"/>
-    </w:rPr>
-  </w:style>
-  <w:style w:customStyle="1" w:styleId="Heading3Char" w:type="character">
-    <w:name w:val="Heading 3 Char"/>
-    <w:basedOn w:val="DefaultParagraphFont"/>
-    <w:link w:val="Heading3"/>
-    <w:uiPriority w:val="9"/>
-    <w:semiHidden/>
-    <w:rsid w:val="00A10FD9"/>
-    <w:rPr>
-      <w:rFonts w:cstheme="majorBidi" w:eastAsiaTheme="majorEastAsia"/>
-      <w:color w:themeColor="accent1" w:themeShade="BF" w:val="0F4761"/>
-      <w:sz w:val="28"/>
-      <w:szCs w:val="28"/>
-    </w:rPr>
-  </w:style>
-  <w:style w:customStyle="1" w:styleId="Heading4Char" w:type="character">
-    <w:name w:val="Heading 4 Char"/>
-    <w:basedOn w:val="DefaultParagraphFont"/>
-    <w:link w:val="Heading4"/>
-    <w:uiPriority w:val="9"/>
-    <w:semiHidden/>
-    <w:rsid w:val="00A10FD9"/>
-    <w:rPr>
-      <w:rFonts w:cstheme="majorBidi" w:eastAsiaTheme="majorEastAsia"/>
-      <w:i/>
-      <w:iCs/>
-      <w:color w:themeColor="accent1" w:themeShade="BF" w:val="0F4761"/>
-    </w:rPr>
-  </w:style>
-  <w:style w:customStyle="1" w:styleId="Heading5Char" w:type="character">
-    <w:name w:val="Heading 5 Char"/>
-    <w:basedOn w:val="DefaultParagraphFont"/>
-    <w:link w:val="Heading5"/>
-    <w:uiPriority w:val="9"/>
-    <w:semiHidden/>
-    <w:rsid w:val="00A10FD9"/>
-    <w:rPr>
-      <w:rFonts w:cstheme="majorBidi" w:eastAsiaTheme="majorEastAsia"/>
-      <w:color w:themeColor="accent1" w:themeShade="BF" w:val="0F4761"/>
-    </w:rPr>
-  </w:style>
-  <w:style w:customStyle="1" w:styleId="Heading6Char" w:type="character">
-    <w:name w:val="Heading 6 Char"/>
-    <w:basedOn w:val="DefaultParagraphFont"/>
-    <w:link w:val="Heading6"/>
-    <w:uiPriority w:val="9"/>
-    <w:semiHidden/>
-    <w:rsid w:val="00A10FD9"/>
-    <w:rPr>
-      <w:rFonts w:cstheme="majorBidi" w:eastAsiaTheme="majorEastAsia"/>
-      <w:i/>
-      <w:iCs/>
-      <w:color w:themeColor="text1" w:themeTint="A6" w:val="595959"/>
-    </w:rPr>
-  </w:style>
-  <w:style w:customStyle="1" w:styleId="Heading7Char" w:type="character">
-    <w:name w:val="Heading 7 Char"/>
-    <w:basedOn w:val="DefaultParagraphFont"/>
-    <w:link w:val="Heading7"/>
-    <w:uiPriority w:val="9"/>
-    <w:semiHidden/>
-    <w:rsid w:val="00A10FD9"/>
-    <w:rPr>
-      <w:rFonts w:cstheme="majorBidi" w:eastAsiaTheme="majorEastAsia"/>
-      <w:color w:themeColor="text1" w:themeTint="A6" w:val="595959"/>
-    </w:rPr>
-  </w:style>
-  <w:style w:customStyle="1" w:styleId="Heading8Char" w:type="character">
-    <w:name w:val="Heading 8 Char"/>
-    <w:basedOn w:val="DefaultParagraphFont"/>
-    <w:link w:val="Heading8"/>
-    <w:uiPriority w:val="9"/>
-    <w:semiHidden/>
-    <w:rsid w:val="00A10FD9"/>
-    <w:rPr>
-      <w:rFonts w:cstheme="majorBidi" w:eastAsiaTheme="majorEastAsia"/>
-      <w:i/>
-      <w:iCs/>
-      <w:color w:themeColor="text1" w:themeTint="D8" w:val="272727"/>
-    </w:rPr>
-  </w:style>
-  <w:style w:customStyle="1" w:styleId="Heading9Char" w:type="character">
-    <w:name w:val="Heading 9 Char"/>
-    <w:basedOn w:val="DefaultParagraphFont"/>
-    <w:link w:val="Heading9"/>
-    <w:uiPriority w:val="9"/>
-    <w:semiHidden/>
-    <w:rsid w:val="00A10FD9"/>
-    <w:rPr>
-      <w:rFonts w:cstheme="majorBidi" w:eastAsiaTheme="majorEastAsia"/>
-      <w:color w:themeColor="text1" w:themeTint="D8" w:val="272727"/>
+      <w:color w:themeColor="accent1" w:val="4F81BD"/>
+      <w:sz w:val="24"/>
+      <w:szCs w:val="24"/>
     </w:rPr>
   </w:style>
   <w:style w:styleId="BlockText" w:type="paragraph">
@@ -2988,18 +2689,6 @@
     <w:uiPriority w:val="9"/>
     <w:unhideWhenUsed/>
     <w:qFormat/>
-  </w:style>
-  <w:style w:styleId="FootnoteBlockText" w:type="paragraph">
-    <w:name w:val="Footnote Block Text"/>
-    <w:basedOn w:val="FootnoteText"/>
-    <w:next w:val="FootnoteText"/>
-    <w:uiPriority w:val="9"/>
-    <w:unhideWhenUsed/>
-    <w:qFormat/>
-    <w:pPr>
-      <w:spacing w:after="100" w:before="100"/>
-      <w:ind w:firstLine="0" w:left="480" w:right="480"/>
-    </w:pPr>
   </w:style>
   <w:style w:default="1" w:styleId="DefaultParagraphFont" w:type="character">
     <w:name w:val="Default Paragraph Font"/>
@@ -3022,11 +2711,18 @@
       </w:tblCellMar>
     </w:tblPr>
     <w:tblStylePr w:type="firstRow">
+      <w:tblPr>
+        <w:jc w:val="left"/>
+        <w:tblInd w:type="dxa" w:w="0"/>
+      </w:tblPr>
+      <w:trPr>
+        <w:jc w:val="left"/>
+      </w:trPr>
       <w:tcPr>
+        <w:vAlign w:val="bottom"/>
         <w:tcBorders>
           <w:bottom w:val="single"/>
         </w:tcBorders>
-        <w:vAlign w:val="bottom"/>
       </w:tcPr>
     </w:tblStylePr>
   </w:style>
@@ -3141,8 +2837,8 @@
     <w:name w:val="KeywordTok"/>
     <w:basedOn w:val="VerbatimChar"/>
     <w:rPr>
+      <w:color w:val="007020"/>
       <w:b/>
-      <w:color w:val="007020"/>
     </w:rPr>
   </w:style>
   <w:style w:type="character" w:customStyle="1" w:styleId="DataTypeTok">
@@ -3219,42 +2915,42 @@
     <w:name w:val="ImportTok"/>
     <w:basedOn w:val="VerbatimChar"/>
     <w:rPr>
+      <w:color w:val="008000"/>
       <w:b/>
-      <w:color w:val="008000"/>
     </w:rPr>
   </w:style>
   <w:style w:type="character" w:customStyle="1" w:styleId="CommentTok">
     <w:name w:val="CommentTok"/>
     <w:basedOn w:val="VerbatimChar"/>
     <w:rPr>
+      <w:color w:val="60a0b0"/>
       <w:i/>
-      <w:color w:val="60a0b0"/>
     </w:rPr>
   </w:style>
   <w:style w:type="character" w:customStyle="1" w:styleId="DocumentationTok">
     <w:name w:val="DocumentationTok"/>
     <w:basedOn w:val="VerbatimChar"/>
     <w:rPr>
+      <w:color w:val="ba2121"/>
       <w:i/>
-      <w:color w:val="ba2121"/>
     </w:rPr>
   </w:style>
   <w:style w:type="character" w:customStyle="1" w:styleId="AnnotationTok">
     <w:name w:val="AnnotationTok"/>
     <w:basedOn w:val="VerbatimChar"/>
     <w:rPr>
+      <w:color w:val="60a0b0"/>
       <w:b/>
       <w:i/>
-      <w:color w:val="60a0b0"/>
     </w:rPr>
   </w:style>
   <w:style w:type="character" w:customStyle="1" w:styleId="CommentVarTok">
     <w:name w:val="CommentVarTok"/>
     <w:basedOn w:val="VerbatimChar"/>
     <w:rPr>
+      <w:color w:val="60a0b0"/>
       <w:b/>
       <w:i/>
-      <w:color w:val="60a0b0"/>
     </w:rPr>
   </w:style>
   <w:style w:type="character" w:customStyle="1" w:styleId="OtherTok">
@@ -3282,8 +2978,8 @@
     <w:name w:val="ControlFlowTok"/>
     <w:basedOn w:val="VerbatimChar"/>
     <w:rPr>
+      <w:color w:val="007020"/>
       <w:b/>
-      <w:color w:val="007020"/>
     </w:rPr>
   </w:style>
   <w:style w:type="character" w:customStyle="1" w:styleId="OperatorTok">
@@ -3328,34 +3024,34 @@
     <w:name w:val="InformationTok"/>
     <w:basedOn w:val="VerbatimChar"/>
     <w:rPr>
+      <w:color w:val="60a0b0"/>
       <w:b/>
       <w:i/>
-      <w:color w:val="60a0b0"/>
     </w:rPr>
   </w:style>
   <w:style w:type="character" w:customStyle="1" w:styleId="WarningTok">
     <w:name w:val="WarningTok"/>
     <w:basedOn w:val="VerbatimChar"/>
     <w:rPr>
+      <w:color w:val="60a0b0"/>
       <w:b/>
       <w:i/>
-      <w:color w:val="60a0b0"/>
     </w:rPr>
   </w:style>
   <w:style w:type="character" w:customStyle="1" w:styleId="AlertTok">
     <w:name w:val="AlertTok"/>
     <w:basedOn w:val="VerbatimChar"/>
     <w:rPr>
+      <w:color w:val="ff0000"/>
       <w:b/>
-      <w:color w:val="ff0000"/>
     </w:rPr>
   </w:style>
   <w:style w:type="character" w:customStyle="1" w:styleId="ErrorTok">
     <w:name w:val="ErrorTok"/>
     <w:basedOn w:val="VerbatimChar"/>
     <w:rPr>
+      <w:color w:val="ff0000"/>
       <w:b/>
-      <w:color w:val="ff0000"/>
     </w:rPr>
   </w:style>
   <w:style w:type="character" w:customStyle="1" w:styleId="NormalTok">
@@ -3377,44 +3073,44 @@
         <a:sysClr val="window" lastClr="FFFFFF"/>
       </a:lt1>
       <a:dk2>
-        <a:srgbClr val="0E2841"/>
+        <a:srgbClr val="1F497D"/>
       </a:dk2>
       <a:lt2>
-        <a:srgbClr val="E8E8E8"/>
+        <a:srgbClr val="EEECE1"/>
       </a:lt2>
       <a:accent1>
-        <a:srgbClr val="156082"/>
+        <a:srgbClr val="4F81BD"/>
       </a:accent1>
       <a:accent2>
-        <a:srgbClr val="E97132"/>
+        <a:srgbClr val="C0504D"/>
       </a:accent2>
       <a:accent3>
-        <a:srgbClr val="196B24"/>
+        <a:srgbClr val="9BBB59"/>
       </a:accent3>
       <a:accent4>
-        <a:srgbClr val="0F9ED5"/>
+        <a:srgbClr val="8064A2"/>
       </a:accent4>
       <a:accent5>
-        <a:srgbClr val="A02B93"/>
+        <a:srgbClr val="4BACC6"/>
       </a:accent5>
       <a:accent6>
-        <a:srgbClr val="4EA72E"/>
+        <a:srgbClr val="F79646"/>
       </a:accent6>
       <a:hlink>
-        <a:srgbClr val="467886"/>
+        <a:srgbClr val="0000FF"/>
       </a:hlink>
       <a:folHlink>
-        <a:srgbClr val="96607D"/>
+        <a:srgbClr val="800080"/>
       </a:folHlink>
     </a:clrScheme>
     <a:fontScheme name="Office">
       <a:majorFont>
-        <a:latin typeface="Aptos Display" panose="02110004020202020204"/>
+        <a:latin typeface="Calibri"/>
         <a:ea typeface=""/>
         <a:cs typeface=""/>
-        <a:font script="Jpan" typeface="游ゴシック Light"/>
+        <a:font script="Jpan" typeface="ＭＳ ゴシック"/>
         <a:font script="Hang" typeface="맑은 고딕"/>
-        <a:font script="Hans" typeface="等线 Light"/>
+        <a:font script="Hans" typeface="宋体"/>
         <a:font script="Hant" typeface="新細明體"/>
         <a:font script="Arab" typeface="Times New Roman"/>
         <a:font script="Hebr" typeface="Times New Roman"/>
@@ -3441,32 +3137,14 @@
         <a:font script="Mong" typeface="Mongolian Baiti"/>
         <a:font script="Viet" typeface="Times New Roman"/>
         <a:font script="Uigh" typeface="Microsoft Uighur"/>
-        <a:font script="Geor" typeface="Sylfaen"/>
-        <a:font script="Armn" typeface="Arial"/>
-        <a:font script="Bugi" typeface="Leelawadee UI"/>
-        <a:font script="Bopo" typeface="Microsoft JhengHei"/>
-        <a:font script="Java" typeface="Javanese Text"/>
-        <a:font script="Lisu" typeface="Segoe UI"/>
-        <a:font script="Mymr" typeface="Myanmar Text"/>
-        <a:font script="Nkoo" typeface="Ebrima"/>
-        <a:font script="Olck" typeface="Nirmala UI"/>
-        <a:font script="Osma" typeface="Ebrima"/>
-        <a:font script="Phag" typeface="Phagspa"/>
-        <a:font script="Syrn" typeface="Estrangelo Edessa"/>
-        <a:font script="Syrj" typeface="Estrangelo Edessa"/>
-        <a:font script="Syre" typeface="Estrangelo Edessa"/>
-        <a:font script="Sora" typeface="Nirmala UI"/>
-        <a:font script="Tale" typeface="Microsoft Tai Le"/>
-        <a:font script="Talu" typeface="Microsoft New Tai Lue"/>
-        <a:font script="Tfng" typeface="Ebrima"/>
       </a:majorFont>
       <a:minorFont>
-        <a:latin typeface="Aptos" panose="02110004020202020204"/>
+        <a:latin typeface="Cambria"/>
         <a:ea typeface=""/>
         <a:cs typeface=""/>
-        <a:font script="Jpan" typeface="游明朝"/>
+        <a:font script="Jpan" typeface="ＭＳ 明朝"/>
         <a:font script="Hang" typeface="맑은 고딕"/>
-        <a:font script="Hans" typeface="等线"/>
+        <a:font script="Hans" typeface="宋体"/>
         <a:font script="Hant" typeface="新細明體"/>
         <a:font script="Arab" typeface="Arial"/>
         <a:font script="Hebr" typeface="Arial"/>
@@ -3493,24 +3171,6 @@
         <a:font script="Mong" typeface="Mongolian Baiti"/>
         <a:font script="Viet" typeface="Arial"/>
         <a:font script="Uigh" typeface="Microsoft Uighur"/>
-        <a:font script="Geor" typeface="Sylfaen"/>
-        <a:font script="Armn" typeface="Arial"/>
-        <a:font script="Bugi" typeface="Leelawadee UI"/>
-        <a:font script="Bopo" typeface="Microsoft JhengHei"/>
-        <a:font script="Java" typeface="Javanese Text"/>
-        <a:font script="Lisu" typeface="Segoe UI"/>
-        <a:font script="Mymr" typeface="Myanmar Text"/>
-        <a:font script="Nkoo" typeface="Ebrima"/>
-        <a:font script="Olck" typeface="Nirmala UI"/>
-        <a:font script="Osma" typeface="Ebrima"/>
-        <a:font script="Phag" typeface="Phagspa"/>
-        <a:font script="Syrn" typeface="Estrangelo Edessa"/>
-        <a:font script="Syrj" typeface="Estrangelo Edessa"/>
-        <a:font script="Syre" typeface="Estrangelo Edessa"/>
-        <a:font script="Sora" typeface="Nirmala UI"/>
-        <a:font script="Tale" typeface="Microsoft Tai Le"/>
-        <a:font script="Talu" typeface="Microsoft New Tai Lue"/>
-        <a:font script="Tfng" typeface="Ebrima"/>
       </a:minorFont>
     </a:fontScheme>
     <a:fmtScheme name="Office">
@@ -3522,141 +3182,200 @@
           <a:gsLst>
             <a:gs pos="0">
               <a:schemeClr val="phClr">
-                <a:lumMod val="110000"/>
-                <a:satMod val="105000"/>
-                <a:tint val="67000"/>
+                <a:tint val="50000"/>
+                <a:satMod val="300000"/>
               </a:schemeClr>
             </a:gs>
-            <a:gs pos="50000">
+            <a:gs pos="35000">
               <a:schemeClr val="phClr">
-                <a:lumMod val="105000"/>
-                <a:satMod val="103000"/>
-                <a:tint val="73000"/>
+                <a:tint val="37000"/>
+                <a:satMod val="300000"/>
               </a:schemeClr>
             </a:gs>
             <a:gs pos="100000">
               <a:schemeClr val="phClr">
-                <a:lumMod val="105000"/>
-                <a:satMod val="109000"/>
-                <a:tint val="81000"/>
+                <a:tint val="15000"/>
+                <a:satMod val="350000"/>
               </a:schemeClr>
             </a:gs>
           </a:gsLst>
-          <a:lin ang="5400000" scaled="0"/>
+          <a:lin ang="16200000" scaled="1"/>
         </a:gradFill>
         <a:gradFill rotWithShape="1">
           <a:gsLst>
             <a:gs pos="0">
               <a:schemeClr val="phClr">
-                <a:satMod val="103000"/>
-                <a:lumMod val="102000"/>
-                <a:tint val="94000"/>
-              </a:schemeClr>
-            </a:gs>
-            <a:gs pos="50000">
-              <a:schemeClr val="phClr">
-                <a:satMod val="110000"/>
-                <a:lumMod val="100000"/>
+                <a:tint val="100000"/>
                 <a:shade val="100000"/>
+                <a:satMod val="130000"/>
               </a:schemeClr>
             </a:gs>
             <a:gs pos="100000">
               <a:schemeClr val="phClr">
-                <a:lumMod val="99000"/>
-                <a:satMod val="120000"/>
-                <a:shade val="78000"/>
+                <a:tint val="50000"/>
+                <a:shade val="100000"/>
+                <a:satMod val="350000"/>
               </a:schemeClr>
             </a:gs>
           </a:gsLst>
-          <a:lin ang="5400000" scaled="0"/>
+          <a:lin ang="16200000" scaled="0"/>
         </a:gradFill>
       </a:fillStyleLst>
       <a:lnStyleLst>
-        <a:ln w="6350" cap="flat" cmpd="sng" algn="ctr">
+        <a:ln w="9525" cap="flat" cmpd="sng" algn="ctr">
+          <a:solidFill>
+            <a:schemeClr val="phClr">
+              <a:shade val="95000"/>
+              <a:satMod val="105000"/>
+            </a:schemeClr>
+          </a:solidFill>
+          <a:prstDash val="solid"/>
+        </a:ln>
+        <a:ln w="25400" cap="flat" cmpd="sng" algn="ctr">
           <a:solidFill>
             <a:schemeClr val="phClr"/>
           </a:solidFill>
           <a:prstDash val="solid"/>
-          <a:miter lim="800000"/>
         </a:ln>
-        <a:ln w="12700" cap="flat" cmpd="sng" algn="ctr">
+        <a:ln w="38100" cap="flat" cmpd="sng" algn="ctr">
           <a:solidFill>
             <a:schemeClr val="phClr"/>
           </a:solidFill>
           <a:prstDash val="solid"/>
-          <a:miter lim="800000"/>
-        </a:ln>
-        <a:ln w="19050" cap="flat" cmpd="sng" algn="ctr">
-          <a:solidFill>
-            <a:schemeClr val="phClr"/>
-          </a:solidFill>
-          <a:prstDash val="solid"/>
-          <a:miter lim="800000"/>
         </a:ln>
       </a:lnStyleLst>
       <a:effectStyleLst>
         <a:effectStyle>
-          <a:effectLst/>
-        </a:effectStyle>
-        <a:effectStyle>
-          <a:effectLst/>
+          <a:effectLst>
+            <a:outerShdw blurRad="40000" dist="20000" dir="5400000" rotWithShape="0">
+              <a:srgbClr val="000000">
+                <a:alpha val="38000"/>
+              </a:srgbClr>
+            </a:outerShdw>
+          </a:effectLst>
         </a:effectStyle>
         <a:effectStyle>
           <a:effectLst>
-            <a:outerShdw blurRad="57150" dist="19050" dir="5400000" algn="ctr" rotWithShape="0">
+            <a:outerShdw blurRad="40000" dist="23000" dir="5400000" rotWithShape="0">
               <a:srgbClr val="000000">
-                <a:alpha val="63000"/>
+                <a:alpha val="35000"/>
               </a:srgbClr>
             </a:outerShdw>
           </a:effectLst>
+        </a:effectStyle>
+        <a:effectStyle>
+          <a:effectLst>
+            <a:outerShdw blurRad="40000" dist="23000" dir="5400000" rotWithShape="0">
+              <a:srgbClr val="000000">
+                <a:alpha val="35000"/>
+              </a:srgbClr>
+            </a:outerShdw>
+          </a:effectLst>
+          <a:scene3d>
+            <a:camera prst="orthographicFront">
+              <a:rot lat="0" lon="0" rev="0"/>
+            </a:camera>
+            <a:lightRig rig="threePt" dir="t">
+              <a:rot lat="0" lon="0" rev="1200000"/>
+            </a:lightRig>
+          </a:scene3d>
+          <a:sp3d>
+            <a:bevelT w="63500" h="25400"/>
+          </a:sp3d>
         </a:effectStyle>
       </a:effectStyleLst>
       <a:bgFillStyleLst>
         <a:solidFill>
           <a:schemeClr val="phClr"/>
         </a:solidFill>
-        <a:solidFill>
-          <a:schemeClr val="phClr">
-            <a:tint val="95000"/>
-            <a:satMod val="170000"/>
-          </a:schemeClr>
-        </a:solidFill>
         <a:gradFill rotWithShape="1">
           <a:gsLst>
             <a:gs pos="0">
               <a:schemeClr val="phClr">
-                <a:tint val="93000"/>
-                <a:satMod val="150000"/>
-                <a:shade val="98000"/>
-                <a:lumMod val="102000"/>
+                <a:tint val="40000"/>
+                <a:satMod val="350000"/>
               </a:schemeClr>
             </a:gs>
-            <a:gs pos="50000">
+            <a:gs pos="40000">
               <a:schemeClr val="phClr">
-                <a:tint val="98000"/>
-                <a:satMod val="130000"/>
-                <a:shade val="90000"/>
-                <a:lumMod val="103000"/>
+                <a:tint val="45000"/>
+                <a:shade val="99000"/>
+                <a:satMod val="350000"/>
               </a:schemeClr>
             </a:gs>
             <a:gs pos="100000">
               <a:schemeClr val="phClr">
-                <a:shade val="63000"/>
-                <a:satMod val="120000"/>
+                <a:shade val="20000"/>
+                <a:satMod val="255000"/>
               </a:schemeClr>
             </a:gs>
           </a:gsLst>
-          <a:lin ang="5400000" scaled="0"/>
+          <a:path path="circle">
+            <a:fillToRect l="50000" t="-80000" r="50000" b="180000"/>
+          </a:path>
+        </a:gradFill>
+        <a:gradFill rotWithShape="1">
+          <a:gsLst>
+            <a:gs pos="0">
+              <a:schemeClr val="phClr">
+                <a:tint val="80000"/>
+                <a:satMod val="300000"/>
+              </a:schemeClr>
+            </a:gs>
+            <a:gs pos="100000">
+              <a:schemeClr val="phClr">
+                <a:shade val="30000"/>
+                <a:satMod val="200000"/>
+              </a:schemeClr>
+            </a:gs>
+          </a:gsLst>
+          <a:path path="circle">
+            <a:fillToRect l="50000" t="50000" r="50000" b="50000"/>
+          </a:path>
         </a:gradFill>
       </a:bgFillStyleLst>
     </a:fmtScheme>
   </a:themeElements>
-  <a:objectDefaults/>
+  <a:objectDefaults>
+    <a:spDef>
+      <a:spPr/>
+      <a:bodyPr/>
+      <a:lstStyle/>
+      <a:style>
+        <a:lnRef idx="1">
+          <a:schemeClr val="accent1"/>
+        </a:lnRef>
+        <a:fillRef idx="3">
+          <a:schemeClr val="accent1"/>
+        </a:fillRef>
+        <a:effectRef idx="2">
+          <a:schemeClr val="accent1"/>
+        </a:effectRef>
+        <a:fontRef idx="minor">
+          <a:schemeClr val="lt1"/>
+        </a:fontRef>
+      </a:style>
+    </a:spDef>
+    <a:lnDef>
+      <a:spPr/>
+      <a:bodyPr/>
+      <a:lstStyle/>
+      <a:style>
+        <a:lnRef idx="2">
+          <a:schemeClr val="accent1"/>
+        </a:lnRef>
+        <a:fillRef idx="0">
+          <a:schemeClr val="accent1"/>
+        </a:fillRef>
+        <a:effectRef idx="1">
+          <a:schemeClr val="accent1"/>
+        </a:effectRef>
+        <a:fontRef idx="minor">
+          <a:schemeClr val="tx1"/>
+        </a:fontRef>
+      </a:style>
+    </a:lnDef>
+  </a:objectDefaults>
   <a:extraClrSchemeLst/>
-  <a:extLst>
-    <a:ext uri="{05A4C25C-085E-4340-85A3-A5531E510DB2}">
-      <thm15:themeFamily xmlns:thm15="http://schemas.microsoft.com/office/thememl/2012/main" name="Office Theme" id="{2E142A2C-CD16-42D6-873A-C26D2A0506FA}" vid="{1BDDFF52-6CD6-40A5-AB3C-68EB2F1E4D0A}"/>
-    </a:ext>
-  </a:extLst>
 </a:theme>
 </file>
--- a/Ausgabe/Klasse_9/01_Informationen_und_Daten/07_Quellen.docx
+++ b/Ausgabe/Klasse_9/01_Informationen_und_Daten/07_Quellen.docx
@@ -1528,7 +1528,7 @@
       <w:rPr>
         <w:sz w:val="16"/>
       </w:rPr>
-      <w:t>Unterrichtsmaterial Oberschule Sachsen · Version v0.4.0-319-gc4b6538-dirty · Build 16.08.2026</w:t>
+      <w:t>Unterrichtsmaterial Oberschule Sachsen · Version v0.4.0-322-g516fad1-dirty · Build 17.08.2026</w:t>
     </w:r>
   </w:p>
 </w:ftr>

--- a/Ausgabe/Klasse_9/01_Informationen_und_Daten/07_Quellen.docx
+++ b/Ausgabe/Klasse_9/01_Informationen_und_Daten/07_Quellen.docx
@@ -1528,7 +1528,7 @@
       <w:rPr>
         <w:sz w:val="16"/>
       </w:rPr>
-      <w:t>Unterrichtsmaterial Oberschule Sachsen · Version v0.4.0-322-g516fad1-dirty · Build 17.08.2026</w:t>
+      <w:t>Unterrichtsmaterial Oberschule Sachsen · Version v0.4.0-327-g8416f81-dirty · Build 17.08.2026</w:t>
     </w:r>
   </w:p>
 </w:ftr>

--- a/Ausgabe/Klasse_9/01_Informationen_und_Daten/07_Quellen.docx
+++ b/Ausgabe/Klasse_9/01_Informationen_und_Daten/07_Quellen.docx
@@ -1528,7 +1528,7 @@
       <w:rPr>
         <w:sz w:val="16"/>
       </w:rPr>
-      <w:t>Unterrichtsmaterial Oberschule Sachsen · Version v0.4.0-327-g8416f81-dirty · Build 17.08.2026</w:t>
+      <w:t>Unterrichtsmaterial Oberschule Sachsen · Version v0.4.0-333-gbccbada-dirty · Build 17.08.2026</w:t>
     </w:r>
   </w:p>
 </w:ftr>

--- a/Ausgabe/Klasse_9/01_Informationen_und_Daten/07_Quellen.docx
+++ b/Ausgabe/Klasse_9/01_Informationen_und_Daten/07_Quellen.docx
@@ -1528,7 +1528,7 @@
       <w:rPr>
         <w:sz w:val="16"/>
       </w:rPr>
-      <w:t>Unterrichtsmaterial Oberschule Sachsen · Version v0.4.0-333-gbccbada-dirty · Build 17.08.2026</w:t>
+      <w:t>Unterrichtsmaterial Oberschule Sachsen · Version v0.4.0-341-g0b15cca-dirty · Build 17.08.2026</w:t>
     </w:r>
   </w:p>
 </w:ftr>

--- a/Ausgabe/Klasse_9/01_Informationen_und_Daten/07_Quellen.docx
+++ b/Ausgabe/Klasse_9/01_Informationen_und_Daten/07_Quellen.docx
@@ -1528,7 +1528,7 @@
       <w:rPr>
         <w:sz w:val="16"/>
       </w:rPr>
-      <w:t>Unterrichtsmaterial Oberschule Sachsen · Version v0.4.0-341-g0b15cca-dirty · Build 17.08.2026</w:t>
+      <w:t>Unterrichtsmaterial Oberschule Sachsen · Version v0.4.0-356-g3db0967-dirty · Build 17.08.2026</w:t>
     </w:r>
   </w:p>
 </w:ftr>

--- a/Ausgabe/Klasse_9/01_Informationen_und_Daten/07_Quellen.docx
+++ b/Ausgabe/Klasse_9/01_Informationen_und_Daten/07_Quellen.docx
@@ -1528,7 +1528,7 @@
       <w:rPr>
         <w:sz w:val="16"/>
       </w:rPr>
-      <w:t>Unterrichtsmaterial Oberschule Sachsen · Version v0.4.0-356-g3db0967-dirty · Build 17.08.2026</w:t>
+      <w:t>Unterrichtsmaterial Oberschule Sachsen · Version v0.4.0-376-gf442749-dirty · Build 17.08.2026</w:t>
     </w:r>
   </w:p>
 </w:ftr>

--- a/Ausgabe/Klasse_9/01_Informationen_und_Daten/07_Quellen.docx
+++ b/Ausgabe/Klasse_9/01_Informationen_und_Daten/07_Quellen.docx
@@ -1528,7 +1528,7 @@
       <w:rPr>
         <w:sz w:val="16"/>
       </w:rPr>
-      <w:t>Unterrichtsmaterial Oberschule Sachsen · Version v0.4.0-356-g3db0967-dirty · Build 17.08.2026</w:t>
+      <w:t>Unterrichtsmaterial Oberschule Sachsen · Version v0.4.0-376-g6ba679b-dirty · Build 17.08.2026</w:t>
     </w:r>
   </w:p>
 </w:ftr>

--- a/Ausgabe/Klasse_9/01_Informationen_und_Daten/07_Quellen.docx
+++ b/Ausgabe/Klasse_9/01_Informationen_und_Daten/07_Quellen.docx
@@ -1528,7 +1528,7 @@
       <w:rPr>
         <w:sz w:val="16"/>
       </w:rPr>
-      <w:t>Unterrichtsmaterial Oberschule Sachsen · Version v0.4.0-356-g3db0967-dirty · Build 17.08.2026</w:t>
+      <w:t>Unterrichtsmaterial Oberschule Sachsen · Version v0.4.0-378-g61c0f2a-dirty · Build 17.08.2026</w:t>
     </w:r>
   </w:p>
 </w:ftr>

--- a/Ausgabe/Klasse_9/01_Informationen_und_Daten/07_Quellen.docx
+++ b/Ausgabe/Klasse_9/01_Informationen_und_Daten/07_Quellen.docx
@@ -1528,7 +1528,7 @@
       <w:rPr>
         <w:sz w:val="16"/>
       </w:rPr>
-      <w:t>Unterrichtsmaterial Oberschule Sachsen · Version v0.4.0-356-g3db0967-dirty · Build 17.08.2026</w:t>
+      <w:t>Unterrichtsmaterial Oberschule Sachsen · Version v0.4.0-367-gb55ec7c-dirty · Build 17.08.2026</w:t>
     </w:r>
   </w:p>
 </w:ftr>

--- a/Ausgabe/Klasse_9/01_Informationen_und_Daten/07_Quellen.docx
+++ b/Ausgabe/Klasse_9/01_Informationen_und_Daten/07_Quellen.docx
@@ -1528,7 +1528,7 @@
       <w:rPr>
         <w:sz w:val="16"/>
       </w:rPr>
-      <w:t>Unterrichtsmaterial Oberschule Sachsen · Version v0.4.0-376-gf442749-dirty · Build 17.08.2026</w:t>
+      <w:t>Unterrichtsmaterial Oberschule Sachsen · Version v0.4.0-410-g8744ce6-dirty · Build 17.08.2026</w:t>
     </w:r>
   </w:p>
 </w:ftr>

--- a/Ausgabe/Klasse_9/01_Informationen_und_Daten/07_Quellen.docx
+++ b/Ausgabe/Klasse_9/01_Informationen_und_Daten/07_Quellen.docx
@@ -1528,7 +1528,7 @@
       <w:rPr>
         <w:sz w:val="16"/>
       </w:rPr>
-      <w:t>Unterrichtsmaterial Oberschule Sachsen · Version v0.4.0-410-g8744ce6-dirty · Build 17.08.2026</w:t>
+      <w:t>Unterrichtsmaterial Oberschule Sachsen · Version v0.4.0-444-gad95bb4-dirty · Build 18.08.2026</w:t>
     </w:r>
   </w:p>
 </w:ftr>

--- a/Ausgabe/Klasse_9/01_Informationen_und_Daten/07_Quellen.docx
+++ b/Ausgabe/Klasse_9/01_Informationen_und_Daten/07_Quellen.docx
@@ -1528,7 +1528,7 @@
       <w:rPr>
         <w:sz w:val="16"/>
       </w:rPr>
-      <w:t>Unterrichtsmaterial Oberschule Sachsen · Version v0.4.0-444-gad95bb4-dirty · Build 18.08.2026</w:t>
+      <w:t>Unterrichtsmaterial Oberschule Sachsen · Version v0.4.0-459-gb11fd20-dirty · Build 18.08.2026</w:t>
     </w:r>
   </w:p>
 </w:ftr>

--- a/Ausgabe/Klasse_9/01_Informationen_und_Daten/07_Quellen.docx
+++ b/Ausgabe/Klasse_9/01_Informationen_und_Daten/07_Quellen.docx
@@ -1528,7 +1528,7 @@
       <w:rPr>
         <w:sz w:val="16"/>
       </w:rPr>
-      <w:t>Unterrichtsmaterial Oberschule Sachsen · Version v0.4.0-459-gb11fd20-dirty · Build 18.08.2026</w:t>
+      <w:t>Unterrichtsmaterial Oberschule Sachsen · Version v0.4.0-444-gad95bb4-dirty · Build 18.08.2026</w:t>
     </w:r>
   </w:p>
 </w:ftr>

--- a/Ausgabe/Klasse_9/01_Informationen_und_Daten/07_Quellen.docx
+++ b/Ausgabe/Klasse_9/01_Informationen_und_Daten/07_Quellen.docx
@@ -1528,7 +1528,7 @@
       <w:rPr>
         <w:sz w:val="16"/>
       </w:rPr>
-      <w:t>Unterrichtsmaterial Oberschule Sachsen · Version v0.4.0-444-gad95bb4-dirty · Build 18.08.2026</w:t>
+      <w:t>Unterrichtsmaterial Oberschule Sachsen · Version v0.4.0-489-gf58e499-dirty · Build 18.08.2026</w:t>
     </w:r>
   </w:p>
 </w:ftr>

--- a/Ausgabe/Klasse_9/01_Informationen_und_Daten/07_Quellen.docx
+++ b/Ausgabe/Klasse_9/01_Informationen_und_Daten/07_Quellen.docx
@@ -1528,7 +1528,7 @@
       <w:rPr>
         <w:sz w:val="16"/>
       </w:rPr>
-      <w:t>Unterrichtsmaterial Oberschule Sachsen · Version v0.4.0-444-gad95bb4-dirty · Build 18.08.2026</w:t>
+      <w:t>Unterrichtsmaterial Oberschule Sachsen · Version v0.4.0-490-g2532335-dirty · Build 18.08.2026</w:t>
     </w:r>
   </w:p>
 </w:ftr>

--- a/Ausgabe/Klasse_9/01_Informationen_und_Daten/07_Quellen.docx
+++ b/Ausgabe/Klasse_9/01_Informationen_und_Daten/07_Quellen.docx
@@ -1528,7 +1528,7 @@
       <w:rPr>
         <w:sz w:val="16"/>
       </w:rPr>
-      <w:t>Unterrichtsmaterial Oberschule Sachsen · Version v0.4.0-490-g2532335-dirty · Build 18.08.2026</w:t>
+      <w:t>Unterrichtsmaterial Oberschule Sachsen · Version v0.4.0-521-gfaabf71-dirty · Build 19.08.2026</w:t>
     </w:r>
   </w:p>
 </w:ftr>

--- a/Ausgabe/Klasse_9/01_Informationen_und_Daten/07_Quellen.docx
+++ b/Ausgabe/Klasse_9/01_Informationen_und_Daten/07_Quellen.docx
@@ -1528,7 +1528,7 @@
       <w:rPr>
         <w:sz w:val="16"/>
       </w:rPr>
-      <w:t>Unterrichtsmaterial Oberschule Sachsen · Version v0.4.0-490-g2532335-dirty · Build 18.08.2026</w:t>
+      <w:t>Unterrichtsmaterial Oberschule Sachsen · Version v0.4.0-521-g87c4bcc-dirty · Build 19.08.2026</w:t>
     </w:r>
   </w:p>
 </w:ftr>

--- a/Ausgabe/Klasse_9/01_Informationen_und_Daten/07_Quellen.docx
+++ b/Ausgabe/Klasse_9/01_Informationen_und_Daten/07_Quellen.docx
@@ -1528,7 +1528,7 @@
       <w:rPr>
         <w:sz w:val="16"/>
       </w:rPr>
-      <w:t>Unterrichtsmaterial Oberschule Sachsen · Version v0.4.0-521-g87c4bcc-dirty · Build 19.08.2026</w:t>
+      <w:t>Unterrichtsmaterial Oberschule Sachsen · Version v0.4.0-527-gca6ed1b-dirty · Build 19.08.2026</w:t>
     </w:r>
   </w:p>
 </w:ftr>

--- a/Ausgabe/Klasse_9/01_Informationen_und_Daten/07_Quellen.docx
+++ b/Ausgabe/Klasse_9/01_Informationen_und_Daten/07_Quellen.docx
@@ -1528,7 +1528,7 @@
       <w:rPr>
         <w:sz w:val="16"/>
       </w:rPr>
-      <w:t>Unterrichtsmaterial Oberschule Sachsen · Version v0.4.0-527-gca6ed1b-dirty · Build 19.08.2026</w:t>
+      <w:t>Unterrichtsmaterial Oberschule Sachsen · Version v0.4.0-530-gbb43ae4-dirty · Build 20.08.2026</w:t>
     </w:r>
   </w:p>
 </w:ftr>

--- a/Ausgabe/Klasse_9/01_Informationen_und_Daten/07_Quellen.docx
+++ b/Ausgabe/Klasse_9/01_Informationen_und_Daten/07_Quellen.docx
@@ -1528,7 +1528,7 @@
       <w:rPr>
         <w:sz w:val="16"/>
       </w:rPr>
-      <w:t>Unterrichtsmaterial Oberschule Sachsen · Version v0.4.0-530-gbb43ae4-dirty · Build 20.08.2026</w:t>
+      <w:t>Unterrichtsmaterial Oberschule Sachsen · Version v0.4.0-534-gc09a6c6-dirty · Build 20.08.2026</w:t>
     </w:r>
   </w:p>
 </w:ftr>
